--- a/docs/archive/source/SYSTEM-ARCHITECTURE-OVERVIEW.docx
+++ b/docs/archive/source/SYSTEM-ARCHITECTURE-OVERVIEW.docx
@@ -5122,12 +5122,13 @@
     <w:tbl>
       <w:tblPr>
         <w:tblStyle w:val="Table"/>
-        <w:tblW w:type="auto" w:w="0"/>
+        <w:tblW w:type="pct" w:w="5000"/>
+        <w:tblLayout w:type="fixed"/>
         <w:tblLook w:firstRow="1" w:lastRow="0" w:firstColumn="0" w:lastColumn="0" w:noHBand="0" w:noVBand="0" w:val="0020"/>
       </w:tblPr>
       <w:tblGrid>
-        <w:gridCol w:w="3960"/>
-        <w:gridCol w:w="3960"/>
+        <w:gridCol w:w="4224"/>
+        <w:gridCol w:w="3696"/>
       </w:tblGrid>
       <w:tr>
         <w:trPr>
@@ -5367,7 +5368,7 @@
               <w:pStyle w:val="Compact"/>
             </w:pPr>
             <w:r>
-              <w:t xml:space="preserve">81 (5 backlog)</w:t>
+              <w:t xml:space="preserve">87 (all merged to main)</w:t>
             </w:r>
           </w:p>
         </w:tc>
@@ -5536,6 +5537,30 @@
             </w:pPr>
             <w:r>
               <w:t xml:space="preserve">40+ across 8 categories</w:t>
+            </w:r>
+          </w:p>
+        </w:tc>
+      </w:tr>
+      <w:tr>
+        <w:tc>
+          <w:tcPr/>
+          <w:p>
+            <w:pPr>
+              <w:pStyle w:val="Compact"/>
+            </w:pPr>
+            <w:r>
+              <w:t xml:space="preserve">Automated tests</w:t>
+            </w:r>
+          </w:p>
+        </w:tc>
+        <w:tc>
+          <w:tcPr/>
+          <w:p>
+            <w:pPr>
+              <w:pStyle w:val="Compact"/>
+            </w:pPr>
+            <w:r>
+              <w:t xml:space="preserve">65 Playwright E2E (Chromium / Firefox / WebKit / mobile Chrome) + 6 jest unit tests. E2E isolated on dedicated Supabase project. CI gates every merge.</w:t>
             </w:r>
           </w:p>
         </w:tc>

--- a/docs/archive/source/SYSTEM-ARCHITECTURE-OVERVIEW.docx
+++ b/docs/archive/source/SYSTEM-ARCHITECTURE-OVERVIEW.docx
@@ -2,7 +2,7 @@
 <file path=word/document.xml><?xml version="1.0" encoding="utf-8"?>
 <w:document xmlns:w="http://schemas.openxmlformats.org/wordprocessingml/2006/main" xmlns:m="http://schemas.openxmlformats.org/officeDocument/2006/math" xmlns:r="http://schemas.openxmlformats.org/officeDocument/2006/relationships" xmlns:o="urn:schemas-microsoft-com:office:office" xmlns:v="urn:schemas-microsoft-com:vml" xmlns:w10="urn:schemas-microsoft-com:office:word" xmlns:a="http://schemas.openxmlformats.org/drawingml/2006/main" xmlns:pic="http://schemas.openxmlformats.org/drawingml/2006/picture" xmlns:wp="http://schemas.openxmlformats.org/drawingml/2006/wordprocessingDrawing">
   <w:body>
-    <w:bookmarkStart w:id="32" w:name="compoundiq-system-architecture-overview"/>
+    <w:bookmarkStart w:id="43" w:name="compoundiq-system-architecture-overview"/>
     <w:p>
       <w:pPr>
         <w:pStyle w:val="Heading1"/>
@@ -17,40 +17,40 @@
       </w:pPr>
       <w:r>
         <w:rPr>
+          <w:bCs/>
           <w:b/>
+        </w:rPr>
+        <w:t xml:space="preserve">Version:</w:t>
+      </w:r>
+      <w:r>
+        <w:t xml:space="preserve"> </w:t>
+      </w:r>
+      <w:r>
+        <w:t xml:space="preserve">2.0 |</w:t>
+      </w:r>
+      <w:r>
+        <w:t xml:space="preserve"> </w:t>
+      </w:r>
+      <w:r>
+        <w:rPr>
           <w:bCs/>
-        </w:rPr>
-        <w:t xml:space="preserve">Version:</w:t>
+          <w:b/>
+        </w:rPr>
+        <w:t xml:space="preserve">Date:</w:t>
       </w:r>
       <w:r>
         <w:t xml:space="preserve"> </w:t>
       </w:r>
       <w:r>
-        <w:t xml:space="preserve">2.0 |</w:t>
+        <w:t xml:space="preserve">April 9, 2026</w:t>
       </w:r>
       <w:r>
         <w:t xml:space="preserve"> </w:t>
       </w:r>
       <w:r>
         <w:rPr>
+          <w:bCs/>
           <w:b/>
-          <w:bCs/>
-        </w:rPr>
-        <w:t xml:space="preserve">Date:</w:t>
-      </w:r>
-      <w:r>
-        <w:t xml:space="preserve"> </w:t>
-      </w:r>
-      <w:r>
-        <w:t xml:space="preserve">April 9, 2026</w:t>
-      </w:r>
-      <w:r>
-        <w:t xml:space="preserve"> </w:t>
-      </w:r>
-      <w:r>
-        <w:rPr>
-          <w:b/>
-          <w:bCs/>
         </w:rPr>
         <w:t xml:space="preserve">Status:</w:t>
       </w:r>
@@ -68,7 +68,7 @@
         </w:pict>
       </w:r>
     </w:p>
-    <w:bookmarkStart w:id="9" w:name="product-overview"/>
+    <w:bookmarkStart w:id="20" w:name="product-overview"/>
     <w:p>
       <w:pPr>
         <w:pStyle w:val="Heading2"/>
@@ -91,16 +91,34 @@
       </w:pPr>
       <w:r>
         <w:rPr>
+          <w:bCs/>
           <w:b/>
+        </w:rPr>
+        <w:t xml:space="preserve">The Problem:</w:t>
+      </w:r>
+      <w:r>
+        <w:t xml:space="preserve"> </w:t>
+      </w:r>
+      <w:r>
+        <w:t xml:space="preserve">Independent clinics prescribe compounded medications at scale but lack infrastructure to do so profitably. Sourcing is manual (phone calls, spreadsheets), margin math is error-prone, and fulfillment is entirely fax-dependent with no tracking or escalation.</w:t>
+      </w:r>
+    </w:p>
+    <w:p>
+      <w:pPr>
+        <w:pStyle w:val="BodyText"/>
+      </w:pPr>
+      <w:r>
+        <w:rPr>
           <w:bCs/>
-        </w:rPr>
-        <w:t xml:space="preserve">The Problem:</w:t>
+          <w:b/>
+        </w:rPr>
+        <w:t xml:space="preserve">The Solution:</w:t>
       </w:r>
       <w:r>
         <w:t xml:space="preserve"> </w:t>
       </w:r>
       <w:r>
-        <w:t xml:space="preserve">Independent clinics prescribe compounded medications at scale but lack infrastructure to do so profitably. Sourcing is manual (phone calls, spreadsheets), margin math is error-prone, and fulfillment is entirely fax-dependent with no tracking or escalation.</w:t>
+        <w:t xml:space="preserve">A platform that lets a medical assistant search all licensed pharmacies in seconds, lock a margin, and generate a tokenized SMS checkout link. Upon payment, the system auto-generates a compliant prescription and routes it to the pharmacy via the optimal integration channel.</w:t>
       </w:r>
     </w:p>
     <w:p>
@@ -109,26 +127,8 @@
       </w:pPr>
       <w:r>
         <w:rPr>
+          <w:bCs/>
           <w:b/>
-          <w:bCs/>
-        </w:rPr>
-        <w:t xml:space="preserve">The Solution:</w:t>
-      </w:r>
-      <w:r>
-        <w:t xml:space="preserve"> </w:t>
-      </w:r>
-      <w:r>
-        <w:t xml:space="preserve">A platform that lets a medical assistant search all licensed pharmacies in seconds, lock a margin, and generate a tokenized SMS checkout link. Upon payment, the system auto-generates a compliant prescription and routes it to the pharmacy via the optimal integration channel.</w:t>
-      </w:r>
-    </w:p>
-    <w:p>
-      <w:pPr>
-        <w:pStyle w:val="BodyText"/>
-      </w:pPr>
-      <w:r>
-        <w:rPr>
-          <w:b/>
-          <w:bCs/>
         </w:rPr>
         <w:t xml:space="preserve">Revenue Model:</w:t>
       </w:r>
@@ -146,8 +146,8 @@
         </w:pict>
       </w:r>
     </w:p>
-    <w:bookmarkEnd w:id="9"/>
-    <w:bookmarkStart w:id="10" w:name="three-applications-one-codebase"/>
+    <w:bookmarkEnd w:id="20"/>
+    <w:bookmarkStart w:id="21" w:name="three-applications-one-codebase"/>
     <w:p>
       <w:pPr>
         <w:pStyle w:val="Heading2"/>
@@ -168,8 +168,8 @@
       <w:tblPr>
         <w:tblStyle w:val="Table"/>
         <w:tblW w:type="pct" w:w="5000"/>
-        <w:tblLayout w:type="fixed"/>
         <w:tblLook w:firstRow="1" w:lastRow="0" w:firstColumn="0" w:lastColumn="0" w:noHBand="0" w:noVBand="0" w:val="0020"/>
+        <w:jc w:val="start"/>
       </w:tblPr>
       <w:tblGrid>
         <w:gridCol w:w="2059"/>
@@ -180,13 +180,14 @@
       </w:tblGrid>
       <w:tr>
         <w:trPr>
-          <w:tblHeader w:val="on"/>
+          <w:tblHeader w:val="true"/>
         </w:trPr>
         <w:tc>
           <w:tcPr/>
           <w:p>
             <w:pPr>
               <w:pStyle w:val="Compact"/>
+              <w:jc w:val="left"/>
             </w:pPr>
             <w:r>
               <w:t xml:space="preserve">Application</w:t>
@@ -198,6 +199,7 @@
           <w:p>
             <w:pPr>
               <w:pStyle w:val="Compact"/>
+              <w:jc w:val="left"/>
             </w:pPr>
             <w:r>
               <w:t xml:space="preserve">Route Group</w:t>
@@ -209,6 +211,7 @@
           <w:p>
             <w:pPr>
               <w:pStyle w:val="Compact"/>
+              <w:jc w:val="left"/>
             </w:pPr>
             <w:r>
               <w:t xml:space="preserve">Users</w:t>
@@ -220,6 +223,7 @@
           <w:p>
             <w:pPr>
               <w:pStyle w:val="Compact"/>
+              <w:jc w:val="left"/>
             </w:pPr>
             <w:r>
               <w:t xml:space="preserve">Theme</w:t>
@@ -231,6 +235,7 @@
           <w:p>
             <w:pPr>
               <w:pStyle w:val="Compact"/>
+              <w:jc w:val="left"/>
             </w:pPr>
             <w:r>
               <w:t xml:space="preserve">Viewport</w:t>
@@ -244,11 +249,12 @@
           <w:p>
             <w:pPr>
               <w:pStyle w:val="Compact"/>
+              <w:jc w:val="left"/>
             </w:pPr>
             <w:r>
               <w:rPr>
+                <w:bCs/>
                 <w:b/>
-                <w:bCs/>
               </w:rPr>
               <w:t xml:space="preserve">Clinic App</w:t>
             </w:r>
@@ -259,6 +265,7 @@
           <w:p>
             <w:pPr>
               <w:pStyle w:val="Compact"/>
+              <w:jc w:val="left"/>
             </w:pPr>
             <w:r>
               <w:rPr>
@@ -273,6 +280,7 @@
           <w:p>
             <w:pPr>
               <w:pStyle w:val="Compact"/>
+              <w:jc w:val="left"/>
             </w:pPr>
             <w:r>
               <w:t xml:space="preserve">Medical Assistants, Providers, Clinic Admins</w:t>
@@ -284,6 +292,7 @@
           <w:p>
             <w:pPr>
               <w:pStyle w:val="Compact"/>
+              <w:jc w:val="left"/>
             </w:pPr>
             <w:r>
               <w:t xml:space="preserve">Light mode</w:t>
@@ -295,6 +304,7 @@
           <w:p>
             <w:pPr>
               <w:pStyle w:val="Compact"/>
+              <w:jc w:val="left"/>
             </w:pPr>
             <w:r>
               <w:t xml:space="preserve">Desktop</w:t>
@@ -308,11 +318,12 @@
           <w:p>
             <w:pPr>
               <w:pStyle w:val="Compact"/>
+              <w:jc w:val="left"/>
             </w:pPr>
             <w:r>
               <w:rPr>
+                <w:bCs/>
                 <w:b/>
-                <w:bCs/>
               </w:rPr>
               <w:t xml:space="preserve">Ops Dashboard</w:t>
             </w:r>
@@ -323,6 +334,7 @@
           <w:p>
             <w:pPr>
               <w:pStyle w:val="Compact"/>
+              <w:jc w:val="left"/>
             </w:pPr>
             <w:r>
               <w:rPr>
@@ -337,6 +349,7 @@
           <w:p>
             <w:pPr>
               <w:pStyle w:val="Compact"/>
+              <w:jc w:val="left"/>
             </w:pPr>
             <w:r>
               <w:t xml:space="preserve">Internal operations team</w:t>
@@ -348,6 +361,7 @@
           <w:p>
             <w:pPr>
               <w:pStyle w:val="Compact"/>
+              <w:jc w:val="left"/>
             </w:pPr>
             <w:r>
               <w:t xml:space="preserve">Dark mode</w:t>
@@ -359,6 +373,7 @@
           <w:p>
             <w:pPr>
               <w:pStyle w:val="Compact"/>
+              <w:jc w:val="left"/>
             </w:pPr>
             <w:r>
               <w:t xml:space="preserve">Desktop</w:t>
@@ -372,11 +387,12 @@
           <w:p>
             <w:pPr>
               <w:pStyle w:val="Compact"/>
+              <w:jc w:val="left"/>
             </w:pPr>
             <w:r>
               <w:rPr>
+                <w:bCs/>
                 <w:b/>
-                <w:bCs/>
               </w:rPr>
               <w:t xml:space="preserve">Patient Checkout</w:t>
             </w:r>
@@ -387,6 +403,7 @@
           <w:p>
             <w:pPr>
               <w:pStyle w:val="Compact"/>
+              <w:jc w:val="left"/>
             </w:pPr>
             <w:r>
               <w:rPr>
@@ -401,6 +418,7 @@
           <w:p>
             <w:pPr>
               <w:pStyle w:val="Compact"/>
+              <w:jc w:val="left"/>
             </w:pPr>
             <w:r>
               <w:t xml:space="preserve">Patients (guest, no login)</w:t>
@@ -412,6 +430,7 @@
           <w:p>
             <w:pPr>
               <w:pStyle w:val="Compact"/>
+              <w:jc w:val="left"/>
             </w:pPr>
             <w:r>
               <w:t xml:space="preserve">Light mode</w:t>
@@ -423,6 +442,7 @@
           <w:p>
             <w:pPr>
               <w:pStyle w:val="Compact"/>
+              <w:jc w:val="left"/>
             </w:pPr>
             <w:r>
               <w:t xml:space="preserve">Mobile-first (320–428px)</w:t>
@@ -446,8 +466,8 @@
         </w:pict>
       </w:r>
     </w:p>
-    <w:bookmarkEnd w:id="10"/>
-    <w:bookmarkStart w:id="11" w:name="system-architecture-diagram"/>
+    <w:bookmarkEnd w:id="21"/>
+    <w:bookmarkStart w:id="22" w:name="system-architecture-diagram"/>
     <w:p>
       <w:pPr>
         <w:pStyle w:val="Heading2"/>
@@ -1041,8 +1061,8 @@
         </w:pict>
       </w:r>
     </w:p>
-    <w:bookmarkEnd w:id="11"/>
-    <w:bookmarkStart w:id="12" w:name="technology-stack"/>
+    <w:bookmarkEnd w:id="22"/>
+    <w:bookmarkStart w:id="23" w:name="technology-stack"/>
     <w:p>
       <w:pPr>
         <w:pStyle w:val="Heading2"/>
@@ -1055,8 +1075,8 @@
       <w:tblPr>
         <w:tblStyle w:val="Table"/>
         <w:tblW w:type="pct" w:w="5000"/>
-        <w:tblLayout w:type="fixed"/>
         <w:tblLook w:firstRow="1" w:lastRow="0" w:firstColumn="0" w:lastColumn="0" w:noHBand="0" w:noVBand="0" w:val="0020"/>
+        <w:jc w:val="start"/>
       </w:tblPr>
       <w:tblGrid>
         <w:gridCol w:w="1630"/>
@@ -1065,13 +1085,14 @@
       </w:tblGrid>
       <w:tr>
         <w:trPr>
-          <w:tblHeader w:val="on"/>
+          <w:tblHeader w:val="true"/>
         </w:trPr>
         <w:tc>
           <w:tcPr/>
           <w:p>
             <w:pPr>
               <w:pStyle w:val="Compact"/>
+              <w:jc w:val="left"/>
             </w:pPr>
             <w:r>
               <w:t xml:space="preserve">Layer</w:t>
@@ -1083,6 +1104,7 @@
           <w:p>
             <w:pPr>
               <w:pStyle w:val="Compact"/>
+              <w:jc w:val="left"/>
             </w:pPr>
             <w:r>
               <w:t xml:space="preserve">Technology</w:t>
@@ -1094,6 +1116,7 @@
           <w:p>
             <w:pPr>
               <w:pStyle w:val="Compact"/>
+              <w:jc w:val="left"/>
             </w:pPr>
             <w:r>
               <w:t xml:space="preserve">Version / Notes</w:t>
@@ -1107,6 +1130,7 @@
           <w:p>
             <w:pPr>
               <w:pStyle w:val="Compact"/>
+              <w:jc w:val="left"/>
             </w:pPr>
             <w:r>
               <w:t xml:space="preserve">Frontend</w:t>
@@ -1118,6 +1142,7 @@
           <w:p>
             <w:pPr>
               <w:pStyle w:val="Compact"/>
+              <w:jc w:val="left"/>
             </w:pPr>
             <w:r>
               <w:t xml:space="preserve">Next.js (App Router)</w:t>
@@ -1129,6 +1154,7 @@
           <w:p>
             <w:pPr>
               <w:pStyle w:val="Compact"/>
+              <w:jc w:val="left"/>
             </w:pPr>
             <w:r>
               <w:t xml:space="preserve">16+ with React 19, Server + Client Components</w:t>
@@ -1142,6 +1168,7 @@
           <w:p>
             <w:pPr>
               <w:pStyle w:val="Compact"/>
+              <w:jc w:val="left"/>
             </w:pPr>
             <w:r>
               <w:t xml:space="preserve">UI Framework</w:t>
@@ -1153,6 +1180,7 @@
           <w:p>
             <w:pPr>
               <w:pStyle w:val="Compact"/>
+              <w:jc w:val="left"/>
             </w:pPr>
             <w:r>
               <w:t xml:space="preserve">Tailwind CSS + Shadcn/UI</w:t>
@@ -1164,6 +1192,7 @@
           <w:p>
             <w:pPr>
               <w:pStyle w:val="Compact"/>
+              <w:jc w:val="left"/>
             </w:pPr>
             <w:r>
               <w:t xml:space="preserve">Semantic design tokens, dark mode support</w:t>
@@ -1177,6 +1206,7 @@
           <w:p>
             <w:pPr>
               <w:pStyle w:val="Compact"/>
+              <w:jc w:val="left"/>
             </w:pPr>
             <w:r>
               <w:t xml:space="preserve">Backend / Database</w:t>
@@ -1188,6 +1218,7 @@
           <w:p>
             <w:pPr>
               <w:pStyle w:val="Compact"/>
+              <w:jc w:val="left"/>
             </w:pPr>
             <w:r>
               <w:t xml:space="preserve">Supabase (PostgreSQL)</w:t>
@@ -1199,6 +1230,7 @@
           <w:p>
             <w:pPr>
               <w:pStyle w:val="Compact"/>
+              <w:jc w:val="left"/>
             </w:pPr>
             <w:r>
               <w:t xml:space="preserve">15+ with RLS on all 33 tables, Supabase Auth</w:t>
@@ -1212,6 +1244,7 @@
           <w:p>
             <w:pPr>
               <w:pStyle w:val="Compact"/>
+              <w:jc w:val="left"/>
             </w:pPr>
             <w:r>
               <w:t xml:space="preserve">Authentication</w:t>
@@ -1223,6 +1256,7 @@
           <w:p>
             <w:pPr>
               <w:pStyle w:val="Compact"/>
+              <w:jc w:val="left"/>
             </w:pPr>
             <w:r>
               <w:t xml:space="preserve">Supabase Auth + JWT</w:t>
@@ -1234,6 +1268,7 @@
           <w:p>
             <w:pPr>
               <w:pStyle w:val="Compact"/>
+              <w:jc w:val="left"/>
             </w:pPr>
             <w:r>
               <w:t xml:space="preserve">Custom claims: app_role, clinic_id in user_metadata</w:t>
@@ -1247,6 +1282,7 @@
           <w:p>
             <w:pPr>
               <w:pStyle w:val="Compact"/>
+              <w:jc w:val="left"/>
             </w:pPr>
             <w:r>
               <w:t xml:space="preserve">Payments</w:t>
@@ -1258,6 +1294,7 @@
           <w:p>
             <w:pPr>
               <w:pStyle w:val="Compact"/>
+              <w:jc w:val="left"/>
             </w:pPr>
             <w:r>
               <w:t xml:space="preserve">Stripe Connect Express</w:t>
@@ -1269,6 +1306,7 @@
           <w:p>
             <w:pPr>
               <w:pStyle w:val="Compact"/>
+              <w:jc w:val="left"/>
             </w:pPr>
             <w:r>
               <w:t xml:space="preserve">Multi-party split: patient pays, clinic receives payout, platform captures fee</w:t>
@@ -1282,6 +1320,7 @@
           <w:p>
             <w:pPr>
               <w:pStyle w:val="Compact"/>
+              <w:jc w:val="left"/>
             </w:pPr>
             <w:r>
               <w:t xml:space="preserve">Fax</w:t>
@@ -1293,6 +1332,7 @@
           <w:p>
             <w:pPr>
               <w:pStyle w:val="Compact"/>
+              <w:jc w:val="left"/>
             </w:pPr>
             <w:r>
               <w:t xml:space="preserve">Documo mFax REST API</w:t>
@@ -1304,6 +1344,7 @@
           <w:p>
             <w:pPr>
               <w:pStyle w:val="Compact"/>
+              <w:jc w:val="left"/>
             </w:pPr>
             <w:r>
               <w:t xml:space="preserve">HIPAA-compliant, Tier 4 fallback</w:t>
@@ -1317,6 +1358,7 @@
           <w:p>
             <w:pPr>
               <w:pStyle w:val="Compact"/>
+              <w:jc w:val="left"/>
             </w:pPr>
             <w:r>
               <w:t xml:space="preserve">SMS</w:t>
@@ -1328,6 +1370,7 @@
           <w:p>
             <w:pPr>
               <w:pStyle w:val="Compact"/>
+              <w:jc w:val="left"/>
             </w:pPr>
             <w:r>
               <w:t xml:space="preserve">Twilio Programmable Messaging</w:t>
@@ -1339,6 +1382,7 @@
           <w:p>
             <w:pPr>
               <w:pStyle w:val="Compact"/>
+              <w:jc w:val="left"/>
             </w:pPr>
             <w:r>
               <w:t xml:space="preserve">Delivery tracking, opt-out handling</w:t>
@@ -1352,6 +1396,7 @@
           <w:p>
             <w:pPr>
               <w:pStyle w:val="Compact"/>
+              <w:jc w:val="left"/>
             </w:pPr>
             <w:r>
               <w:t xml:space="preserve">Portal Automation</w:t>
@@ -1363,6 +1408,7 @@
           <w:p>
             <w:pPr>
               <w:pStyle w:val="Compact"/>
+              <w:jc w:val="left"/>
             </w:pPr>
             <w:r>
               <w:t xml:space="preserve">Playwright</w:t>
@@ -1374,6 +1420,7 @@
           <w:p>
             <w:pPr>
               <w:pStyle w:val="Compact"/>
+              <w:jc w:val="left"/>
             </w:pPr>
             <w:r>
               <w:t xml:space="preserve">Headless browser for Tier 2 pharmacy portals</w:t>
@@ -1387,6 +1434,7 @@
           <w:p>
             <w:pPr>
               <w:pStyle w:val="Compact"/>
+              <w:jc w:val="left"/>
             </w:pPr>
             <w:r>
               <w:t xml:space="preserve">Credential Storage</w:t>
@@ -1398,6 +1446,7 @@
           <w:p>
             <w:pPr>
               <w:pStyle w:val="Compact"/>
+              <w:jc w:val="left"/>
             </w:pPr>
             <w:r>
               <w:t xml:space="preserve">Supabase Vault</w:t>
@@ -1409,6 +1458,7 @@
           <w:p>
             <w:pPr>
               <w:pStyle w:val="Compact"/>
+              <w:jc w:val="left"/>
             </w:pPr>
             <w:r>
               <w:t xml:space="preserve">AES-256-GCM encryption for all pharmacy credentials</w:t>
@@ -1422,6 +1472,7 @@
           <w:p>
             <w:pPr>
               <w:pStyle w:val="Compact"/>
+              <w:jc w:val="left"/>
             </w:pPr>
             <w:r>
               <w:t xml:space="preserve">Cron Scheduling</w:t>
@@ -1433,6 +1484,7 @@
           <w:p>
             <w:pPr>
               <w:pStyle w:val="Compact"/>
+              <w:jc w:val="left"/>
             </w:pPr>
             <w:r>
               <w:t xml:space="preserve">Vercel Crons</w:t>
@@ -1444,6 +1496,7 @@
           <w:p>
             <w:pPr>
               <w:pStyle w:val="Compact"/>
+              <w:jc w:val="left"/>
             </w:pPr>
             <w:r>
               <w:t xml:space="preserve">10 scheduled jobs defined in vercel.json</w:t>
@@ -1457,6 +1510,7 @@
           <w:p>
             <w:pPr>
               <w:pStyle w:val="Compact"/>
+              <w:jc w:val="left"/>
             </w:pPr>
             <w:r>
               <w:t xml:space="preserve">Deployment</w:t>
@@ -1468,6 +1522,7 @@
           <w:p>
             <w:pPr>
               <w:pStyle w:val="Compact"/>
+              <w:jc w:val="left"/>
             </w:pPr>
             <w:r>
               <w:t xml:space="preserve">Vercel</w:t>
@@ -1479,6 +1534,7 @@
           <w:p>
             <w:pPr>
               <w:pStyle w:val="Compact"/>
+              <w:jc w:val="left"/>
             </w:pPr>
             <w:r>
               <w:t xml:space="preserve">Serverless functions, atomic deploys, instant rollback</w:t>
@@ -1492,6 +1548,7 @@
           <w:p>
             <w:pPr>
               <w:pStyle w:val="Compact"/>
+              <w:jc w:val="left"/>
             </w:pPr>
             <w:r>
               <w:t xml:space="preserve">Monitoring</w:t>
@@ -1503,6 +1560,7 @@
           <w:p>
             <w:pPr>
               <w:pStyle w:val="Compact"/>
+              <w:jc w:val="left"/>
             </w:pPr>
             <w:r>
               <w:t xml:space="preserve">Sentry + Slack + PagerDuty</w:t>
@@ -1514,6 +1572,7 @@
           <w:p>
             <w:pPr>
               <w:pStyle w:val="Compact"/>
+              <w:jc w:val="left"/>
             </w:pPr>
             <w:r>
               <w:t xml:space="preserve">Error tracking (PHI-scrubbed), ops alerts, critical escalation</w:t>
@@ -1529,8 +1588,8 @@
         </w:pict>
       </w:r>
     </w:p>
-    <w:bookmarkEnd w:id="12"/>
-    <w:bookmarkStart w:id="14" w:name="the-4-tier-pharmacy-adapter-layer"/>
+    <w:bookmarkEnd w:id="23"/>
+    <w:bookmarkStart w:id="25" w:name="the-4-tier-pharmacy-adapter-layer"/>
     <w:p>
       <w:pPr>
         <w:pStyle w:val="Heading2"/>
@@ -1551,8 +1610,8 @@
       <w:tblPr>
         <w:tblStyle w:val="Table"/>
         <w:tblW w:type="pct" w:w="5000"/>
-        <w:tblLayout w:type="fixed"/>
         <w:tblLook w:firstRow="1" w:lastRow="0" w:firstColumn="0" w:lastColumn="0" w:noHBand="0" w:noVBand="0" w:val="0020"/>
+        <w:jc w:val="start"/>
       </w:tblPr>
       <w:tblGrid>
         <w:gridCol w:w="1131"/>
@@ -1563,13 +1622,14 @@
       </w:tblGrid>
       <w:tr>
         <w:trPr>
-          <w:tblHeader w:val="on"/>
+          <w:tblHeader w:val="true"/>
         </w:trPr>
         <w:tc>
           <w:tcPr/>
           <w:p>
             <w:pPr>
               <w:pStyle w:val="Compact"/>
+              <w:jc w:val="left"/>
             </w:pPr>
             <w:r>
               <w:t xml:space="preserve">Tier</w:t>
@@ -1581,6 +1641,7 @@
           <w:p>
             <w:pPr>
               <w:pStyle w:val="Compact"/>
+              <w:jc w:val="left"/>
             </w:pPr>
             <w:r>
               <w:t xml:space="preserve">Method</w:t>
@@ -1592,6 +1653,7 @@
           <w:p>
             <w:pPr>
               <w:pStyle w:val="Compact"/>
+              <w:jc w:val="left"/>
             </w:pPr>
             <w:r>
               <w:t xml:space="preserve">Pharmacies</w:t>
@@ -1603,6 +1665,7 @@
           <w:p>
             <w:pPr>
               <w:pStyle w:val="Compact"/>
+              <w:jc w:val="left"/>
             </w:pPr>
             <w:r>
               <w:t xml:space="preserve">Speed</w:t>
@@ -1614,6 +1677,7 @@
           <w:p>
             <w:pPr>
               <w:pStyle w:val="Compact"/>
+              <w:jc w:val="left"/>
             </w:pPr>
             <w:r>
               <w:t xml:space="preserve">Coverage</w:t>
@@ -1627,11 +1691,12 @@
           <w:p>
             <w:pPr>
               <w:pStyle w:val="Compact"/>
+              <w:jc w:val="left"/>
             </w:pPr>
             <w:r>
               <w:rPr>
+                <w:bCs/>
                 <w:b/>
-                <w:bCs/>
               </w:rPr>
               <w:t xml:space="preserve">Tier 1</w:t>
             </w:r>
@@ -1642,6 +1707,7 @@
           <w:p>
             <w:pPr>
               <w:pStyle w:val="Compact"/>
+              <w:jc w:val="left"/>
             </w:pPr>
             <w:r>
               <w:t xml:space="preserve">Direct REST API</w:t>
@@ -1653,6 +1719,7 @@
           <w:p>
             <w:pPr>
               <w:pStyle w:val="Compact"/>
+              <w:jc w:val="left"/>
             </w:pPr>
             <w:r>
               <w:t xml:space="preserve">ReviveRX, Vios, MediVera, LifeFile network (Empower, Belmar, UCP, Strive), Precision</w:t>
@@ -1664,6 +1731,7 @@
           <w:p>
             <w:pPr>
               <w:pStyle w:val="Compact"/>
+              <w:jc w:val="left"/>
             </w:pPr>
             <w:r>
               <w:t xml:space="preserve">Instant (~2s)</w:t>
@@ -1675,6 +1743,7 @@
           <w:p>
             <w:pPr>
               <w:pStyle w:val="Compact"/>
+              <w:jc w:val="left"/>
             </w:pPr>
             <w:r>
               <w:t xml:space="preserve">~25%</w:t>
@@ -1688,11 +1757,12 @@
           <w:p>
             <w:pPr>
               <w:pStyle w:val="Compact"/>
+              <w:jc w:val="left"/>
             </w:pPr>
             <w:r>
               <w:rPr>
+                <w:bCs/>
                 <w:b/>
-                <w:bCs/>
               </w:rPr>
               <w:t xml:space="preserve">Tier 2</w:t>
             </w:r>
@@ -1703,6 +1773,7 @@
           <w:p>
             <w:pPr>
               <w:pStyle w:val="Compact"/>
+              <w:jc w:val="left"/>
             </w:pPr>
             <w:r>
               <w:t xml:space="preserve">Portal Automation (Playwright)</w:t>
@@ -1714,6 +1785,7 @@
           <w:p>
             <w:pPr>
               <w:pStyle w:val="Compact"/>
+              <w:jc w:val="left"/>
             </w:pPr>
             <w:r>
               <w:t xml:space="preserve">Olympia/DrScript, Wells/WellsPx3</w:t>
@@ -1725,6 +1797,7 @@
           <w:p>
             <w:pPr>
               <w:pStyle w:val="Compact"/>
+              <w:jc w:val="left"/>
             </w:pPr>
             <w:r>
               <w:t xml:space="preserve">~5 min</w:t>
@@ -1736,6 +1809,7 @@
           <w:p>
             <w:pPr>
               <w:pStyle w:val="Compact"/>
+              <w:jc w:val="left"/>
             </w:pPr>
             <w:r>
               <w:t xml:space="preserve">~20%</w:t>
@@ -1749,11 +1823,12 @@
           <w:p>
             <w:pPr>
               <w:pStyle w:val="Compact"/>
+              <w:jc w:val="left"/>
             </w:pPr>
             <w:r>
               <w:rPr>
+                <w:bCs/>
                 <w:b/>
-                <w:bCs/>
               </w:rPr>
               <w:t xml:space="preserve">Tier 3</w:t>
             </w:r>
@@ -1764,6 +1839,7 @@
           <w:p>
             <w:pPr>
               <w:pStyle w:val="Compact"/>
+              <w:jc w:val="left"/>
             </w:pPr>
             <w:r>
               <w:t xml:space="preserve">Standardized API Spec</w:t>
@@ -1775,6 +1851,7 @@
           <w:p>
             <w:pPr>
               <w:pStyle w:val="Compact"/>
+              <w:jc w:val="left"/>
             </w:pPr>
             <w:r>
               <w:t xml:space="preserve">Future partners adopting our published spec</w:t>
@@ -1786,6 +1863,7 @@
           <w:p>
             <w:pPr>
               <w:pStyle w:val="Compact"/>
+              <w:jc w:val="left"/>
             </w:pPr>
             <w:r>
               <w:t xml:space="preserve">Instant</w:t>
@@ -1797,6 +1875,7 @@
           <w:p>
             <w:pPr>
               <w:pStyle w:val="Compact"/>
+              <w:jc w:val="left"/>
             </w:pPr>
             <w:r>
               <w:t xml:space="preserve">Future 30%+</w:t>
@@ -1810,11 +1889,12 @@
           <w:p>
             <w:pPr>
               <w:pStyle w:val="Compact"/>
+              <w:jc w:val="left"/>
             </w:pPr>
             <w:r>
               <w:rPr>
+                <w:bCs/>
                 <w:b/>
-                <w:bCs/>
               </w:rPr>
               <w:t xml:space="preserve">Tier 4</w:t>
             </w:r>
@@ -1825,6 +1905,7 @@
           <w:p>
             <w:pPr>
               <w:pStyle w:val="Compact"/>
+              <w:jc w:val="left"/>
             </w:pPr>
             <w:r>
               <w:t xml:space="preserve">Fax Fallback (Documo)</w:t>
@@ -1836,6 +1917,7 @@
           <w:p>
             <w:pPr>
               <w:pStyle w:val="Compact"/>
+              <w:jc w:val="left"/>
             </w:pPr>
             <w:r>
               <w:t xml:space="preserve">Any pharmacy without Tier 1/2/3 capability</w:t>
@@ -1847,6 +1929,7 @@
           <w:p>
             <w:pPr>
               <w:pStyle w:val="Compact"/>
+              <w:jc w:val="left"/>
             </w:pPr>
             <w:r>
               <w:t xml:space="preserve">~30 min</w:t>
@@ -1858,6 +1941,7 @@
           <w:p>
             <w:pPr>
               <w:pStyle w:val="Compact"/>
+              <w:jc w:val="left"/>
             </w:pPr>
             <w:r>
               <w:t xml:space="preserve">Universal</w:t>
@@ -1872,8 +1956,8 @@
       </w:pPr>
       <w:r>
         <w:rPr>
+          <w:bCs/>
           <w:b/>
-          <w:bCs/>
         </w:rPr>
         <w:t xml:space="preserve">Key architectural insight:</w:t>
       </w:r>
@@ -1884,7 +1968,7 @@
         <w:t xml:space="preserve">LifeFile is the de facto B2B standard for compounding pharmacies. A single LifeFile API integration unlocks Empower, Belmar, UCP, and Strive — the largest pharmacy network in the country.</w:t>
       </w:r>
     </w:p>
-    <w:bookmarkStart w:id="13" w:name="routing-logic"/>
+    <w:bookmarkStart w:id="24" w:name="routing-logic"/>
     <w:p>
       <w:pPr>
         <w:pStyle w:val="Heading3"/>
@@ -1895,16 +1979,16 @@
     </w:p>
     <w:p>
       <w:pPr>
-        <w:pStyle w:val="Compact"/>
         <w:numPr>
           <w:ilvl w:val="0"/>
           <w:numId w:val="1001"/>
         </w:numPr>
-      </w:pPr>
-      <w:r>
-        <w:rPr>
+        <w:pStyle w:val="Compact"/>
+      </w:pPr>
+      <w:r>
+        <w:rPr>
+          <w:bCs/>
           <w:b/>
-          <w:bCs/>
         </w:rPr>
         <w:t xml:space="preserve">Deterministic:</w:t>
       </w:r>
@@ -1917,16 +2001,16 @@
     </w:p>
     <w:p>
       <w:pPr>
-        <w:pStyle w:val="Compact"/>
         <w:numPr>
           <w:ilvl w:val="0"/>
           <w:numId w:val="1001"/>
         </w:numPr>
-      </w:pPr>
-      <w:r>
-        <w:rPr>
+        <w:pStyle w:val="Compact"/>
+      </w:pPr>
+      <w:r>
+        <w:rPr>
+          <w:bCs/>
           <w:b/>
-          <w:bCs/>
         </w:rPr>
         <w:t xml:space="preserve">Cascade on failure:</w:t>
       </w:r>
@@ -1939,16 +2023,16 @@
     </w:p>
     <w:p>
       <w:pPr>
-        <w:pStyle w:val="Compact"/>
         <w:numPr>
           <w:ilvl w:val="0"/>
           <w:numId w:val="1001"/>
         </w:numPr>
-      </w:pPr>
-      <w:r>
-        <w:rPr>
+        <w:pStyle w:val="Compact"/>
+      </w:pPr>
+      <w:r>
+        <w:rPr>
+          <w:bCs/>
           <w:b/>
-          <w:bCs/>
         </w:rPr>
         <w:t xml:space="preserve">Circuit breaker:</w:t>
       </w:r>
@@ -1961,16 +2045,16 @@
     </w:p>
     <w:p>
       <w:pPr>
-        <w:pStyle w:val="Compact"/>
         <w:numPr>
           <w:ilvl w:val="0"/>
           <w:numId w:val="1001"/>
         </w:numPr>
-      </w:pPr>
-      <w:r>
-        <w:rPr>
+        <w:pStyle w:val="Compact"/>
+      </w:pPr>
+      <w:r>
+        <w:rPr>
+          <w:bCs/>
           <w:b/>
-          <w:bCs/>
         </w:rPr>
         <w:t xml:space="preserve">Audit trail:</w:t>
       </w:r>
@@ -1988,9 +2072,9 @@
         </w:pict>
       </w:r>
     </w:p>
-    <w:bookmarkEnd w:id="13"/>
-    <w:bookmarkEnd w:id="14"/>
-    <w:bookmarkStart w:id="16" w:name="order-lifecycle-23-state-machine"/>
+    <w:bookmarkEnd w:id="24"/>
+    <w:bookmarkEnd w:id="25"/>
+    <w:bookmarkStart w:id="27" w:name="order-lifecycle-23-state-machine"/>
     <w:p>
       <w:pPr>
         <w:pStyle w:val="Heading2"/>
@@ -2222,51 +2306,51 @@
       </w:pPr>
       <w:r>
         <w:rPr>
+          <w:bCs/>
           <w:b/>
+        </w:rPr>
+        <w:t xml:space="preserve">Terminal states:</w:t>
+      </w:r>
+      <w:r>
+        <w:t xml:space="preserve"> </w:t>
+      </w:r>
+      <w:r>
+        <w:t xml:space="preserve">CANCELLED, REFUNDED, DELIVERED</w:t>
+      </w:r>
+      <w:r>
+        <w:t xml:space="preserve"> </w:t>
+      </w:r>
+      <w:r>
+        <w:rPr>
           <w:bCs/>
-        </w:rPr>
-        <w:t xml:space="preserve">Terminal states:</w:t>
+          <w:b/>
+        </w:rPr>
+        <w:t xml:space="preserve">Error states:</w:t>
       </w:r>
       <w:r>
         <w:t xml:space="preserve"> </w:t>
       </w:r>
       <w:r>
-        <w:t xml:space="preserve">CANCELLED, REFUNDED, DELIVERED</w:t>
+        <w:t xml:space="preserve">ERROR_PAYMENT_FAILED, ERROR_COMPLIANCE_HOLD</w:t>
       </w:r>
       <w:r>
         <w:t xml:space="preserve"> </w:t>
       </w:r>
       <w:r>
         <w:rPr>
+          <w:bCs/>
           <w:b/>
-          <w:bCs/>
-        </w:rPr>
-        <w:t xml:space="preserve">Error states:</w:t>
+        </w:rPr>
+        <w:t xml:space="preserve">Financial recovery:</w:t>
       </w:r>
       <w:r>
         <w:t xml:space="preserve"> </w:t>
       </w:r>
       <w:r>
-        <w:t xml:space="preserve">ERROR_PAYMENT_FAILED, ERROR_COMPLIANCE_HOLD</w:t>
-      </w:r>
-      <w:r>
-        <w:t xml:space="preserve"> </w:t>
-      </w:r>
-      <w:r>
-        <w:rPr>
-          <w:b/>
-          <w:bCs/>
-        </w:rPr>
-        <w:t xml:space="preserve">Financial recovery:</w:t>
-      </w:r>
-      <w:r>
-        <w:t xml:space="preserve"> </w:t>
-      </w:r>
-      <w:r>
         <w:t xml:space="preserve">DISPUTED, REFUND_PENDING</w:t>
       </w:r>
     </w:p>
-    <w:bookmarkStart w:id="15" w:name="snapshot-immutability"/>
+    <w:bookmarkStart w:id="26" w:name="snapshot-immutability"/>
     <w:p>
       <w:pPr>
         <w:pStyle w:val="Heading3"/>
@@ -2331,9 +2415,9 @@
         </w:pict>
       </w:r>
     </w:p>
-    <w:bookmarkEnd w:id="15"/>
-    <w:bookmarkEnd w:id="16"/>
-    <w:bookmarkStart w:id="17" w:name="Xa18bde020f1d28e25c6bf66285db70c55eaccdc"/>
+    <w:bookmarkEnd w:id="26"/>
+    <w:bookmarkEnd w:id="27"/>
+    <w:bookmarkStart w:id="28" w:name="Xa18bde020f1d28e25c6bf66285db70c55eaccdc"/>
     <w:p>
       <w:pPr>
         <w:pStyle w:val="Heading2"/>
@@ -2481,16 +2565,16 @@
     </w:p>
     <w:p>
       <w:pPr>
-        <w:pStyle w:val="Compact"/>
         <w:numPr>
           <w:ilvl w:val="0"/>
           <w:numId w:val="1002"/>
         </w:numPr>
-      </w:pPr>
-      <w:r>
-        <w:rPr>
+        <w:pStyle w:val="Compact"/>
+      </w:pPr>
+      <w:r>
+        <w:rPr>
+          <w:bCs/>
           <w:b/>
-          <w:bCs/>
         </w:rPr>
         <w:t xml:space="preserve">Single PaymentIntent</w:t>
       </w:r>
@@ -2503,16 +2587,16 @@
     </w:p>
     <w:p>
       <w:pPr>
-        <w:pStyle w:val="Compact"/>
         <w:numPr>
           <w:ilvl w:val="0"/>
           <w:numId w:val="1002"/>
         </w:numPr>
-      </w:pPr>
-      <w:r>
-        <w:rPr>
+        <w:pStyle w:val="Compact"/>
+      </w:pPr>
+      <w:r>
+        <w:rPr>
+          <w:bCs/>
           <w:b/>
-          <w:bCs/>
         </w:rPr>
         <w:t xml:space="preserve">Automatic 3-way split:</w:t>
       </w:r>
@@ -2546,16 +2630,16 @@
     </w:p>
     <w:p>
       <w:pPr>
-        <w:pStyle w:val="Compact"/>
         <w:numPr>
           <w:ilvl w:val="0"/>
           <w:numId w:val="1002"/>
         </w:numPr>
-      </w:pPr>
-      <w:r>
-        <w:rPr>
+        <w:pStyle w:val="Compact"/>
+      </w:pPr>
+      <w:r>
+        <w:rPr>
+          <w:bCs/>
           <w:b/>
-          <w:bCs/>
         </w:rPr>
         <w:t xml:space="preserve">Zero PHI in Stripe:</w:t>
       </w:r>
@@ -2584,7 +2668,13 @@
         <w:t xml:space="preserve"> </w:t>
       </w:r>
       <w:r>
-        <w:t xml:space="preserve">“Custom compounded prescription order.”</w:t>
+        <w:t xml:space="preserve">“</w:t>
+      </w:r>
+      <w:r>
+        <w:t xml:space="preserve">Custom compounded prescription order.</w:t>
+      </w:r>
+      <w:r>
+        <w:t xml:space="preserve">”</w:t>
       </w:r>
       <w:r>
         <w:t xml:space="preserve"> </w:t>
@@ -2595,16 +2685,16 @@
     </w:p>
     <w:p>
       <w:pPr>
-        <w:pStyle w:val="Compact"/>
         <w:numPr>
           <w:ilvl w:val="0"/>
           <w:numId w:val="1002"/>
         </w:numPr>
-      </w:pPr>
-      <w:r>
-        <w:rPr>
+        <w:pStyle w:val="Compact"/>
+      </w:pPr>
+      <w:r>
+        <w:rPr>
+          <w:bCs/>
           <w:b/>
-          <w:bCs/>
         </w:rPr>
         <w:t xml:space="preserve">Stripe processing fees</w:t>
       </w:r>
@@ -2617,16 +2707,16 @@
     </w:p>
     <w:p>
       <w:pPr>
-        <w:pStyle w:val="Compact"/>
         <w:numPr>
           <w:ilvl w:val="0"/>
           <w:numId w:val="1002"/>
         </w:numPr>
-      </w:pPr>
-      <w:r>
-        <w:rPr>
+        <w:pStyle w:val="Compact"/>
+      </w:pPr>
+      <w:r>
+        <w:rPr>
+          <w:bCs/>
           <w:b/>
-          <w:bCs/>
         </w:rPr>
         <w:t xml:space="preserve">Transfer failures</w:t>
       </w:r>
@@ -2644,8 +2734,8 @@
         </w:pict>
       </w:r>
     </w:p>
-    <w:bookmarkEnd w:id="17"/>
-    <w:bookmarkStart w:id="19" w:name="sla-engine-10-enforcement-types"/>
+    <w:bookmarkEnd w:id="28"/>
+    <w:bookmarkStart w:id="30" w:name="sla-engine-10-enforcement-types"/>
     <w:p>
       <w:pPr>
         <w:pStyle w:val="Heading2"/>
@@ -2666,8 +2756,8 @@
       <w:tblPr>
         <w:tblStyle w:val="Table"/>
         <w:tblW w:type="pct" w:w="5000"/>
-        <w:tblLayout w:type="fixed"/>
         <w:tblLook w:firstRow="1" w:lastRow="0" w:firstColumn="0" w:lastColumn="0" w:noHBand="0" w:noVBand="0" w:val="0020"/>
+        <w:jc w:val="start"/>
       </w:tblPr>
       <w:tblGrid>
         <w:gridCol w:w="2731"/>
@@ -2676,13 +2766,14 @@
       </w:tblGrid>
       <w:tr>
         <w:trPr>
-          <w:tblHeader w:val="on"/>
+          <w:tblHeader w:val="true"/>
         </w:trPr>
         <w:tc>
           <w:tcPr/>
           <w:p>
             <w:pPr>
               <w:pStyle w:val="Compact"/>
+              <w:jc w:val="left"/>
             </w:pPr>
             <w:r>
               <w:t xml:space="preserve">SLA Type</w:t>
@@ -2694,6 +2785,7 @@
           <w:p>
             <w:pPr>
               <w:pStyle w:val="Compact"/>
+              <w:jc w:val="left"/>
             </w:pPr>
             <w:r>
               <w:t xml:space="preserve">Deadline</w:t>
@@ -2705,6 +2797,7 @@
           <w:p>
             <w:pPr>
               <w:pStyle w:val="Compact"/>
+              <w:jc w:val="left"/>
             </w:pPr>
             <w:r>
               <w:t xml:space="preserve">Trigger</w:t>
@@ -2718,6 +2811,7 @@
           <w:p>
             <w:pPr>
               <w:pStyle w:val="Compact"/>
+              <w:jc w:val="left"/>
             </w:pPr>
             <w:r>
               <w:t xml:space="preserve">PAYMENT_EXPIRY</w:t>
@@ -2729,6 +2823,7 @@
           <w:p>
             <w:pPr>
               <w:pStyle w:val="Compact"/>
+              <w:jc w:val="left"/>
             </w:pPr>
             <w:r>
               <w:t xml:space="preserve">72 hours</w:t>
@@ -2740,6 +2835,7 @@
           <w:p>
             <w:pPr>
               <w:pStyle w:val="Compact"/>
+              <w:jc w:val="left"/>
             </w:pPr>
             <w:r>
               <w:t xml:space="preserve">Order enters AWAITING_PAYMENT</w:t>
@@ -2753,6 +2849,7 @@
           <w:p>
             <w:pPr>
               <w:pStyle w:val="Compact"/>
+              <w:jc w:val="left"/>
             </w:pPr>
             <w:r>
               <w:t xml:space="preserve">SMS_REMINDER_24H</w:t>
@@ -2764,6 +2861,7 @@
           <w:p>
             <w:pPr>
               <w:pStyle w:val="Compact"/>
+              <w:jc w:val="left"/>
             </w:pPr>
             <w:r>
               <w:t xml:space="preserve">24 hours</w:t>
@@ -2775,6 +2873,7 @@
           <w:p>
             <w:pPr>
               <w:pStyle w:val="Compact"/>
+              <w:jc w:val="left"/>
             </w:pPr>
             <w:r>
               <w:t xml:space="preserve">Checkout link sent</w:t>
@@ -2788,6 +2887,7 @@
           <w:p>
             <w:pPr>
               <w:pStyle w:val="Compact"/>
+              <w:jc w:val="left"/>
             </w:pPr>
             <w:r>
               <w:t xml:space="preserve">SMS_REMINDER_48H</w:t>
@@ -2799,6 +2899,7 @@
           <w:p>
             <w:pPr>
               <w:pStyle w:val="Compact"/>
+              <w:jc w:val="left"/>
             </w:pPr>
             <w:r>
               <w:t xml:space="preserve">48 hours</w:t>
@@ -2810,6 +2911,7 @@
           <w:p>
             <w:pPr>
               <w:pStyle w:val="Compact"/>
+              <w:jc w:val="left"/>
             </w:pPr>
             <w:r>
               <w:t xml:space="preserve">Checkout link sent (24h before expiry)</w:t>
@@ -2823,6 +2925,7 @@
           <w:p>
             <w:pPr>
               <w:pStyle w:val="Compact"/>
+              <w:jc w:val="left"/>
             </w:pPr>
             <w:r>
               <w:t xml:space="preserve">FAX_DELIVERY</w:t>
@@ -2834,6 +2937,7 @@
           <w:p>
             <w:pPr>
               <w:pStyle w:val="Compact"/>
+              <w:jc w:val="left"/>
             </w:pPr>
             <w:r>
               <w:t xml:space="preserve">30 minutes</w:t>
@@ -2845,6 +2949,7 @@
           <w:p>
             <w:pPr>
               <w:pStyle w:val="Compact"/>
+              <w:jc w:val="left"/>
             </w:pPr>
             <w:r>
               <w:t xml:space="preserve">Fax queued via Documo</w:t>
@@ -2858,6 +2963,7 @@
           <w:p>
             <w:pPr>
               <w:pStyle w:val="Compact"/>
+              <w:jc w:val="left"/>
             </w:pPr>
             <w:r>
               <w:t xml:space="preserve">PHARMACY_ACK</w:t>
@@ -2869,6 +2975,7 @@
           <w:p>
             <w:pPr>
               <w:pStyle w:val="Compact"/>
+              <w:jc w:val="left"/>
             </w:pPr>
             <w:r>
               <w:t xml:space="preserve">4 business hours</w:t>
@@ -2880,6 +2987,7 @@
           <w:p>
             <w:pPr>
               <w:pStyle w:val="Compact"/>
+              <w:jc w:val="left"/>
             </w:pPr>
             <w:r>
               <w:t xml:space="preserve">Fax delivered (Tier 4)</w:t>
@@ -2893,6 +3001,7 @@
           <w:p>
             <w:pPr>
               <w:pStyle w:val="Compact"/>
+              <w:jc w:val="left"/>
             </w:pPr>
             <w:r>
               <w:t xml:space="preserve">PHARMACY_COMPOUNDING</w:t>
@@ -2904,6 +3013,7 @@
           <w:p>
             <w:pPr>
               <w:pStyle w:val="Compact"/>
+              <w:jc w:val="left"/>
             </w:pPr>
             <w:r>
               <w:t xml:space="preserve">TAT + 4h buffer</w:t>
@@ -2915,6 +3025,7 @@
           <w:p>
             <w:pPr>
               <w:pStyle w:val="Compact"/>
+              <w:jc w:val="left"/>
             </w:pPr>
             <w:r>
               <w:t xml:space="preserve">Pharmacy acknowledges</w:t>
@@ -2928,6 +3039,7 @@
           <w:p>
             <w:pPr>
               <w:pStyle w:val="Compact"/>
+              <w:jc w:val="left"/>
             </w:pPr>
             <w:r>
               <w:t xml:space="preserve">SHIPPING</w:t>
@@ -2939,6 +3051,7 @@
           <w:p>
             <w:pPr>
               <w:pStyle w:val="Compact"/>
+              <w:jc w:val="left"/>
             </w:pPr>
             <w:r>
               <w:t xml:space="preserve">24 hours</w:t>
@@ -2950,6 +3063,7 @@
           <w:p>
             <w:pPr>
               <w:pStyle w:val="Compact"/>
+              <w:jc w:val="left"/>
             </w:pPr>
             <w:r>
               <w:t xml:space="preserve">Ready to ship</w:t>
@@ -2963,6 +3077,7 @@
           <w:p>
             <w:pPr>
               <w:pStyle w:val="Compact"/>
+              <w:jc w:val="left"/>
             </w:pPr>
             <w:r>
               <w:t xml:space="preserve">TRACKING_UPDATE</w:t>
@@ -2974,6 +3089,7 @@
           <w:p>
             <w:pPr>
               <w:pStyle w:val="Compact"/>
+              <w:jc w:val="left"/>
             </w:pPr>
             <w:r>
               <w:t xml:space="preserve">24 hours</w:t>
@@ -2985,6 +3101,7 @@
           <w:p>
             <w:pPr>
               <w:pStyle w:val="Compact"/>
+              <w:jc w:val="left"/>
             </w:pPr>
             <w:r>
               <w:t xml:space="preserve">Order shipped</w:t>
@@ -2998,6 +3115,7 @@
           <w:p>
             <w:pPr>
               <w:pStyle w:val="Compact"/>
+              <w:jc w:val="left"/>
             </w:pPr>
             <w:r>
               <w:t xml:space="preserve">ADAPTER_SUBMISSION_ACK</w:t>
@@ -3009,6 +3127,7 @@
           <w:p>
             <w:pPr>
               <w:pStyle w:val="Compact"/>
+              <w:jc w:val="left"/>
             </w:pPr>
             <w:r>
               <w:t xml:space="preserve">5–30 min (tier-dependent)</w:t>
@@ -3020,6 +3139,7 @@
           <w:p>
             <w:pPr>
               <w:pStyle w:val="Compact"/>
+              <w:jc w:val="left"/>
             </w:pPr>
             <w:r>
               <w:t xml:space="preserve">Adapter submission triggered</w:t>
@@ -3033,6 +3153,7 @@
           <w:p>
             <w:pPr>
               <w:pStyle w:val="Compact"/>
+              <w:jc w:val="left"/>
             </w:pPr>
             <w:r>
               <w:t xml:space="preserve">PHARMACY_COMPOUNDING_ACK</w:t>
@@ -3044,6 +3165,7 @@
           <w:p>
             <w:pPr>
               <w:pStyle w:val="Compact"/>
+              <w:jc w:val="left"/>
             </w:pPr>
             <w:r>
               <w:t xml:space="preserve">2 business hours</w:t>
@@ -3055,6 +3177,7 @@
           <w:p>
             <w:pPr>
               <w:pStyle w:val="Compact"/>
+              <w:jc w:val="left"/>
             </w:pPr>
             <w:r>
               <w:t xml:space="preserve">Pharmacy acknowledges (Tier 1/2/3)</w:t>
@@ -3063,7 +3186,7 @@
         </w:tc>
       </w:tr>
     </w:tbl>
-    <w:bookmarkStart w:id="18" w:name="tier-escalation"/>
+    <w:bookmarkStart w:id="29" w:name="tier-escalation"/>
     <w:p>
       <w:pPr>
         <w:pStyle w:val="Heading3"/>
@@ -3077,6 +3200,7 @@
         <w:tblStyle w:val="Table"/>
         <w:tblW w:type="auto" w:w="0"/>
         <w:tblLook w:firstRow="1" w:lastRow="0" w:firstColumn="0" w:lastColumn="0" w:noHBand="0" w:noVBand="0" w:val="0020"/>
+        <w:jc w:val="start"/>
       </w:tblPr>
       <w:tblGrid>
         <w:gridCol w:w="2640"/>
@@ -3085,13 +3209,14 @@
       </w:tblGrid>
       <w:tr>
         <w:trPr>
-          <w:tblHeader w:val="on"/>
+          <w:tblHeader w:val="true"/>
         </w:trPr>
         <w:tc>
           <w:tcPr/>
           <w:p>
             <w:pPr>
               <w:pStyle w:val="Compact"/>
+              <w:jc w:val="left"/>
             </w:pPr>
             <w:r>
               <w:t xml:space="preserve">Tier</w:t>
@@ -3103,6 +3228,7 @@
           <w:p>
             <w:pPr>
               <w:pStyle w:val="Compact"/>
+              <w:jc w:val="left"/>
             </w:pPr>
             <w:r>
               <w:t xml:space="preserve">Channel</w:t>
@@ -3114,6 +3240,7 @@
           <w:p>
             <w:pPr>
               <w:pStyle w:val="Compact"/>
+              <w:jc w:val="left"/>
             </w:pPr>
             <w:r>
               <w:t xml:space="preserve">Trigger</w:t>
@@ -3127,6 +3254,7 @@
           <w:p>
             <w:pPr>
               <w:pStyle w:val="Compact"/>
+              <w:jc w:val="left"/>
             </w:pPr>
             <w:r>
               <w:t xml:space="preserve">Tier 0</w:t>
@@ -3138,6 +3266,7 @@
           <w:p>
             <w:pPr>
               <w:pStyle w:val="Compact"/>
+              <w:jc w:val="left"/>
             </w:pPr>
             <w:r>
               <w:t xml:space="preserve">Automated action (retry, cascade)</w:t>
@@ -3149,6 +3278,7 @@
           <w:p>
             <w:pPr>
               <w:pStyle w:val="Compact"/>
+              <w:jc w:val="left"/>
             </w:pPr>
             <w:r>
               <w:t xml:space="preserve">At breach</w:t>
@@ -3162,6 +3292,7 @@
           <w:p>
             <w:pPr>
               <w:pStyle w:val="Compact"/>
+              <w:jc w:val="left"/>
             </w:pPr>
             <w:r>
               <w:t xml:space="preserve">Tier 1</w:t>
@@ -3173,6 +3304,7 @@
           <w:p>
             <w:pPr>
               <w:pStyle w:val="Compact"/>
+              <w:jc w:val="left"/>
             </w:pPr>
             <w:r>
               <w:t xml:space="preserve">Slack #ops-alerts</w:t>
@@ -3184,6 +3316,7 @@
           <w:p>
             <w:pPr>
               <w:pStyle w:val="Compact"/>
+              <w:jc w:val="left"/>
             </w:pPr>
             <w:r>
               <w:t xml:space="preserve">At breach (or after Tier 0)</w:t>
@@ -3197,6 +3330,7 @@
           <w:p>
             <w:pPr>
               <w:pStyle w:val="Compact"/>
+              <w:jc w:val="left"/>
             </w:pPr>
             <w:r>
               <w:t xml:space="preserve">Tier 2</w:t>
@@ -3208,6 +3342,7 @@
           <w:p>
             <w:pPr>
               <w:pStyle w:val="Compact"/>
+              <w:jc w:val="left"/>
             </w:pPr>
             <w:r>
               <w:t xml:space="preserve">Slack DM to ops lead</w:t>
@@ -3219,6 +3354,7 @@
           <w:p>
             <w:pPr>
               <w:pStyle w:val="Compact"/>
+              <w:jc w:val="left"/>
             </w:pPr>
             <w:r>
               <w:t xml:space="preserve">15 min unacknowledged</w:t>
@@ -3232,6 +3368,7 @@
           <w:p>
             <w:pPr>
               <w:pStyle w:val="Compact"/>
+              <w:jc w:val="left"/>
             </w:pPr>
             <w:r>
               <w:t xml:space="preserve">Tier 3</w:t>
@@ -3243,6 +3380,7 @@
           <w:p>
             <w:pPr>
               <w:pStyle w:val="Compact"/>
+              <w:jc w:val="left"/>
             </w:pPr>
             <w:r>
               <w:t xml:space="preserve">PagerDuty page</w:t>
@@ -3254,6 +3392,7 @@
           <w:p>
             <w:pPr>
               <w:pStyle w:val="Compact"/>
+              <w:jc w:val="left"/>
             </w:pPr>
             <w:r>
               <w:t xml:space="preserve">30 min unacknowledged</w:t>
@@ -3269,9 +3408,9 @@
         </w:pict>
       </w:r>
     </w:p>
-    <w:bookmarkEnd w:id="18"/>
-    <w:bookmarkEnd w:id="19"/>
-    <w:bookmarkStart w:id="20" w:name="webhook-architecture-4-external-sources"/>
+    <w:bookmarkEnd w:id="29"/>
+    <w:bookmarkEnd w:id="30"/>
+    <w:bookmarkStart w:id="31" w:name="webhook-architecture-4-external-sources"/>
     <w:p>
       <w:pPr>
         <w:pStyle w:val="Heading2"/>
@@ -3292,8 +3431,8 @@
       <w:tblPr>
         <w:tblStyle w:val="Table"/>
         <w:tblW w:type="pct" w:w="5000"/>
-        <w:tblLayout w:type="fixed"/>
         <w:tblLook w:firstRow="1" w:lastRow="0" w:firstColumn="0" w:lastColumn="0" w:noHBand="0" w:noVBand="0" w:val="0020"/>
+        <w:jc w:val="start"/>
       </w:tblPr>
       <w:tblGrid>
         <w:gridCol w:w="2262"/>
@@ -3302,13 +3441,14 @@
       </w:tblGrid>
       <w:tr>
         <w:trPr>
-          <w:tblHeader w:val="on"/>
+          <w:tblHeader w:val="true"/>
         </w:trPr>
         <w:tc>
           <w:tcPr/>
           <w:p>
             <w:pPr>
               <w:pStyle w:val="Compact"/>
+              <w:jc w:val="left"/>
             </w:pPr>
             <w:r>
               <w:t xml:space="preserve">Source</w:t>
@@ -3320,6 +3460,7 @@
           <w:p>
             <w:pPr>
               <w:pStyle w:val="Compact"/>
+              <w:jc w:val="left"/>
             </w:pPr>
             <w:r>
               <w:t xml:space="preserve">Events</w:t>
@@ -3331,6 +3472,7 @@
           <w:p>
             <w:pPr>
               <w:pStyle w:val="Compact"/>
+              <w:jc w:val="left"/>
             </w:pPr>
             <w:r>
               <w:t xml:space="preserve">Auth Method</w:t>
@@ -3344,11 +3486,12 @@
           <w:p>
             <w:pPr>
               <w:pStyle w:val="Compact"/>
+              <w:jc w:val="left"/>
             </w:pPr>
             <w:r>
               <w:rPr>
+                <w:bCs/>
                 <w:b/>
-                <w:bCs/>
               </w:rPr>
               <w:t xml:space="preserve">Stripe</w:t>
             </w:r>
@@ -3359,6 +3502,7 @@
           <w:p>
             <w:pPr>
               <w:pStyle w:val="Compact"/>
+              <w:jc w:val="left"/>
             </w:pPr>
             <w:r>
               <w:t xml:space="preserve">payment_intent.succeeded, charge.dispute.created, transfer.failed, account.updated</w:t>
@@ -3370,6 +3514,7 @@
           <w:p>
             <w:pPr>
               <w:pStyle w:val="Compact"/>
+              <w:jc w:val="left"/>
             </w:pPr>
             <w:r>
               <w:t xml:space="preserve">HMAC-SHA256 (whsec_*), 5-min timestamp tolerance</w:t>
@@ -3383,11 +3528,12 @@
           <w:p>
             <w:pPr>
               <w:pStyle w:val="Compact"/>
+              <w:jc w:val="left"/>
             </w:pPr>
             <w:r>
               <w:rPr>
+                <w:bCs/>
                 <w:b/>
-                <w:bCs/>
               </w:rPr>
               <w:t xml:space="preserve">Documo</w:t>
             </w:r>
@@ -3398,6 +3544,7 @@
           <w:p>
             <w:pPr>
               <w:pStyle w:val="Compact"/>
+              <w:jc w:val="left"/>
             </w:pPr>
             <w:r>
               <w:t xml:space="preserve">fax.delivered, fax.failed, fax.received (inbound)</w:t>
@@ -3409,6 +3556,7 @@
           <w:p>
             <w:pPr>
               <w:pStyle w:val="Compact"/>
+              <w:jc w:val="left"/>
             </w:pPr>
             <w:r>
               <w:t xml:space="preserve">Token-based verification</w:t>
@@ -3422,11 +3570,12 @@
           <w:p>
             <w:pPr>
               <w:pStyle w:val="Compact"/>
+              <w:jc w:val="left"/>
             </w:pPr>
             <w:r>
               <w:rPr>
+                <w:bCs/>
                 <w:b/>
-                <w:bCs/>
               </w:rPr>
               <w:t xml:space="preserve">Twilio</w:t>
             </w:r>
@@ -3437,6 +3586,7 @@
           <w:p>
             <w:pPr>
               <w:pStyle w:val="Compact"/>
+              <w:jc w:val="left"/>
             </w:pPr>
             <w:r>
               <w:t xml:space="preserve">message.status (delivered, failed, undelivered)</w:t>
@@ -3448,6 +3598,7 @@
           <w:p>
             <w:pPr>
               <w:pStyle w:val="Compact"/>
+              <w:jc w:val="left"/>
             </w:pPr>
             <w:r>
               <w:t xml:space="preserve">X-Twilio-Signature HMAC-SHA1</w:t>
@@ -3461,11 +3612,12 @@
           <w:p>
             <w:pPr>
               <w:pStyle w:val="Compact"/>
+              <w:jc w:val="left"/>
             </w:pPr>
             <w:r>
               <w:rPr>
+                <w:bCs/>
                 <w:b/>
-                <w:bCs/>
               </w:rPr>
               <w:t xml:space="preserve">Pharmacy APIs</w:t>
             </w:r>
@@ -3476,6 +3628,7 @@
           <w:p>
             <w:pPr>
               <w:pStyle w:val="Compact"/>
+              <w:jc w:val="left"/>
             </w:pPr>
             <w:r>
               <w:t xml:space="preserve">order.acknowledged, order.compounding, order.rejected, order.shipped</w:t>
@@ -3487,6 +3640,7 @@
           <w:p>
             <w:pPr>
               <w:pStyle w:val="Compact"/>
+              <w:jc w:val="left"/>
             </w:pPr>
             <w:r>
               <w:t xml:space="preserve">Per-pharmacy HMAC-SHA256 via Supabase Vault</w:t>
@@ -3501,8 +3655,8 @@
       </w:pPr>
       <w:r>
         <w:rPr>
+          <w:bCs/>
           <w:b/>
-          <w:bCs/>
         </w:rPr>
         <w:t xml:space="preserve">Critical invariant:</w:t>
       </w:r>
@@ -3520,8 +3674,8 @@
         </w:pict>
       </w:r>
     </w:p>
-    <w:bookmarkEnd w:id="20"/>
-    <w:bookmarkStart w:id="24" w:name="database-schema"/>
+    <w:bookmarkEnd w:id="31"/>
+    <w:bookmarkStart w:id="35" w:name="database-schema"/>
     <w:p>
       <w:pPr>
         <w:pStyle w:val="Heading2"/>
@@ -3530,7 +3684,7 @@
         <w:t xml:space="preserve">10. Database Schema</w:t>
       </w:r>
     </w:p>
-    <w:bookmarkStart w:id="21" w:name="tables-with-full-row-level-security"/>
+    <w:bookmarkStart w:id="32" w:name="tables-with-full-row-level-security"/>
     <w:p>
       <w:pPr>
         <w:pStyle w:val="Heading3"/>
@@ -3545,16 +3699,34 @@
       </w:pPr>
       <w:r>
         <w:rPr>
+          <w:bCs/>
           <w:b/>
+        </w:rPr>
+        <w:t xml:space="preserve">Core Entities (12 tables):</w:t>
+      </w:r>
+      <w:r>
+        <w:t xml:space="preserve"> </w:t>
+      </w:r>
+      <w:r>
+        <w:t xml:space="preserve">clinics, providers, patients, pharmacies, pharmacy_state_licenses, catalog, catalog_history, orders, order_status_history, webhook_events, order_sla_deadlines, inbound_fax_queue</w:t>
+      </w:r>
+    </w:p>
+    <w:p>
+      <w:pPr>
+        <w:pStyle w:val="BodyText"/>
+      </w:pPr>
+      <w:r>
+        <w:rPr>
           <w:bCs/>
-        </w:rPr>
-        <w:t xml:space="preserve">Core Entities (12 tables):</w:t>
+          <w:b/>
+        </w:rPr>
+        <w:t xml:space="preserve">Pharmacy Adapter Layer (5 tables):</w:t>
       </w:r>
       <w:r>
         <w:t xml:space="preserve"> </w:t>
       </w:r>
       <w:r>
-        <w:t xml:space="preserve">clinics, providers, patients, pharmacies, pharmacy_state_licenses, catalog, catalog_history, orders, order_status_history, webhook_events, order_sla_deadlines, inbound_fax_queue</w:t>
+        <w:t xml:space="preserve">pharmacy_api_configs, pharmacy_portal_configs, adapter_submissions, normalized_catalog, pharmacy_webhook_events</w:t>
       </w:r>
     </w:p>
     <w:p>
@@ -3563,16 +3735,34 @@
       </w:pPr>
       <w:r>
         <w:rPr>
+          <w:bCs/>
           <w:b/>
+        </w:rPr>
+        <w:t xml:space="preserve">Hierarchical Medication Catalog (8 tables — WO-82):</w:t>
+      </w:r>
+      <w:r>
+        <w:t xml:space="preserve"> </w:t>
+      </w:r>
+      <w:r>
+        <w:t xml:space="preserve">ingredients, salt_forms, dosage_forms, routes_of_administration, formulations, formulation_ingredients, pharmacy_formulations, sig_templates</w:t>
+      </w:r>
+    </w:p>
+    <w:p>
+      <w:pPr>
+        <w:pStyle w:val="BodyText"/>
+      </w:pPr>
+      <w:r>
+        <w:rPr>
           <w:bCs/>
-        </w:rPr>
-        <w:t xml:space="preserve">Pharmacy Adapter Layer (5 tables):</w:t>
+          <w:b/>
+        </w:rPr>
+        <w:t xml:space="preserve">Provider Speed Features (3 tables — WO-85):</w:t>
       </w:r>
       <w:r>
         <w:t xml:space="preserve"> </w:t>
       </w:r>
       <w:r>
-        <w:t xml:space="preserve">pharmacy_api_configs, pharmacy_portal_configs, adapter_submissions, normalized_catalog, pharmacy_webhook_events</w:t>
+        <w:t xml:space="preserve">provider_favorites, protocol_templates, protocol_items</w:t>
       </w:r>
     </w:p>
     <w:p>
@@ -3581,74 +3771,38 @@
       </w:pPr>
       <w:r>
         <w:rPr>
+          <w:bCs/>
           <w:b/>
+        </w:rPr>
+        <w:t xml:space="preserve">Regulatory Compliance (5 tables — WO-86):</w:t>
+      </w:r>
+      <w:r>
+        <w:t xml:space="preserve"> </w:t>
+      </w:r>
+      <w:r>
+        <w:t xml:space="preserve">epcs_audit_log, drug_interactions, patient_protocol_phases, phase_advancement_history + TOTP columns on providers (totp_secret_encrypted, totp_enabled, totp_verified_at)</w:t>
+      </w:r>
+    </w:p>
+    <w:p>
+      <w:pPr>
+        <w:pStyle w:val="BodyText"/>
+      </w:pPr>
+      <w:r>
+        <w:rPr>
           <w:bCs/>
-        </w:rPr>
-        <w:t xml:space="preserve">Hierarchical Medication Catalog (8 tables — WO-82):</w:t>
+          <w:b/>
+        </w:rPr>
+        <w:t xml:space="preserve">Views:</w:t>
       </w:r>
       <w:r>
         <w:t xml:space="preserve"> </w:t>
       </w:r>
       <w:r>
-        <w:t xml:space="preserve">ingredients, salt_forms, dosage_forms, routes_of_administration, formulations, formulation_ingredients, pharmacy_formulations, sig_templates</w:t>
-      </w:r>
-    </w:p>
-    <w:p>
-      <w:pPr>
-        <w:pStyle w:val="BodyText"/>
-      </w:pPr>
-      <w:r>
-        <w:rPr>
-          <w:b/>
-          <w:bCs/>
-        </w:rPr>
-        <w:t xml:space="preserve">Provider Speed Features (3 tables — WO-85):</w:t>
-      </w:r>
-      <w:r>
-        <w:t xml:space="preserve"> </w:t>
-      </w:r>
-      <w:r>
-        <w:t xml:space="preserve">provider_favorites, protocol_templates, protocol_items</w:t>
-      </w:r>
-    </w:p>
-    <w:p>
-      <w:pPr>
-        <w:pStyle w:val="BodyText"/>
-      </w:pPr>
-      <w:r>
-        <w:rPr>
-          <w:b/>
-          <w:bCs/>
-        </w:rPr>
-        <w:t xml:space="preserve">Regulatory Compliance (5 tables — WO-86):</w:t>
-      </w:r>
-      <w:r>
-        <w:t xml:space="preserve"> </w:t>
-      </w:r>
-      <w:r>
-        <w:t xml:space="preserve">epcs_audit_log, drug_interactions, patient_protocol_phases, phase_advancement_history + TOTP columns on providers (totp_secret_encrypted, totp_enabled, totp_verified_at)</w:t>
-      </w:r>
-    </w:p>
-    <w:p>
-      <w:pPr>
-        <w:pStyle w:val="BodyText"/>
-      </w:pPr>
-      <w:r>
-        <w:rPr>
-          <w:b/>
-          <w:bCs/>
-        </w:rPr>
-        <w:t xml:space="preserve">Views:</w:t>
-      </w:r>
-      <w:r>
-        <w:t xml:space="preserve"> </w:t>
-      </w:r>
-      <w:r>
         <w:t xml:space="preserve">provider_prescribing_history (aggregates order data for adaptive shortlist)</w:t>
       </w:r>
     </w:p>
-    <w:bookmarkEnd w:id="21"/>
-    <w:bookmarkStart w:id="22" w:name="enum-types"/>
+    <w:bookmarkEnd w:id="32"/>
+    <w:bookmarkStart w:id="33" w:name="enum-types"/>
     <w:p>
       <w:pPr>
         <w:pStyle w:val="Heading3"/>
@@ -3665,8 +3819,8 @@
         <w:t xml:space="preserve">order_status_enum (23 values), stripe_connect_status_enum (4), cancellation_reason_enum (5), regulatory_status_enum (3), webhook_source_enum (4), sla_type_enum (10), inbound_fax_status_enum (5), integration_tier_enum (4), adapter_submission_status_enum (8), catalog_source_enum (3)</w:t>
       </w:r>
     </w:p>
-    <w:bookmarkEnd w:id="22"/>
-    <w:bookmarkStart w:id="23" w:name="key-schema-principles"/>
+    <w:bookmarkEnd w:id="33"/>
+    <w:bookmarkStart w:id="34" w:name="key-schema-principles"/>
     <w:p>
       <w:pPr>
         <w:pStyle w:val="Heading3"/>
@@ -3677,11 +3831,11 @@
     </w:p>
     <w:p>
       <w:pPr>
-        <w:pStyle w:val="Compact"/>
         <w:numPr>
           <w:ilvl w:val="0"/>
           <w:numId w:val="1003"/>
         </w:numPr>
+        <w:pStyle w:val="Compact"/>
       </w:pPr>
       <w:r>
         <w:t xml:space="preserve">All monetary values: NUMERIC(10,2) — never floating point</w:t>
@@ -3689,11 +3843,11 @@
     </w:p>
     <w:p>
       <w:pPr>
-        <w:pStyle w:val="Compact"/>
         <w:numPr>
           <w:ilvl w:val="0"/>
           <w:numId w:val="1003"/>
         </w:numPr>
+        <w:pStyle w:val="Compact"/>
       </w:pPr>
       <w:r>
         <w:t xml:space="preserve">Soft-delete on all tables (deleted_at + is_active) — no physical DELETEs</w:t>
@@ -3701,11 +3855,11 @@
     </w:p>
     <w:p>
       <w:pPr>
-        <w:pStyle w:val="Compact"/>
         <w:numPr>
           <w:ilvl w:val="0"/>
           <w:numId w:val="1003"/>
         </w:numPr>
+        <w:pStyle w:val="Compact"/>
       </w:pPr>
       <w:r>
         <w:t xml:space="preserve">Append-only audit tables for all state transitions (order_status_history, epcs_audit_log, phase_advancement_history)</w:t>
@@ -3713,11 +3867,11 @@
     </w:p>
     <w:p>
       <w:pPr>
-        <w:pStyle w:val="Compact"/>
         <w:numPr>
           <w:ilvl w:val="0"/>
           <w:numId w:val="1003"/>
         </w:numPr>
+        <w:pStyle w:val="Compact"/>
       </w:pPr>
       <w:r>
         <w:t xml:space="preserve">TOTP secrets encrypted with AES-256-GCM at rest</w:t>
@@ -3725,11 +3879,11 @@
     </w:p>
     <w:p>
       <w:pPr>
-        <w:pStyle w:val="Compact"/>
         <w:numPr>
           <w:ilvl w:val="0"/>
           <w:numId w:val="1003"/>
         </w:numPr>
+        <w:pStyle w:val="Compact"/>
       </w:pPr>
       <w:r>
         <w:t xml:space="preserve">Supabase Vault for all pharmacy credentials (UUID references, never plaintext)</w:t>
@@ -3737,11 +3891,11 @@
     </w:p>
     <w:p>
       <w:pPr>
-        <w:pStyle w:val="Compact"/>
         <w:numPr>
           <w:ilvl w:val="0"/>
           <w:numId w:val="1003"/>
         </w:numPr>
+        <w:pStyle w:val="Compact"/>
       </w:pPr>
       <w:r>
         <w:t xml:space="preserve">Foreign keys enforced everywhere</w:t>
@@ -3749,11 +3903,11 @@
     </w:p>
     <w:p>
       <w:pPr>
-        <w:pStyle w:val="Compact"/>
         <w:numPr>
           <w:ilvl w:val="0"/>
           <w:numId w:val="1003"/>
         </w:numPr>
+        <w:pStyle w:val="Compact"/>
       </w:pPr>
       <w:r>
         <w:t xml:space="preserve">Hierarchical catalog: ingredients → salt_forms → formulations → pharmacy_formulations</w:t>
@@ -3766,9 +3920,9 @@
         </w:pict>
       </w:r>
     </w:p>
-    <w:bookmarkEnd w:id="23"/>
-    <w:bookmarkEnd w:id="24"/>
-    <w:bookmarkStart w:id="25" w:name="infrastructure-10-vercel-cron-jobs"/>
+    <w:bookmarkEnd w:id="34"/>
+    <w:bookmarkEnd w:id="35"/>
+    <w:bookmarkStart w:id="36" w:name="infrastructure-10-vercel-cron-jobs"/>
     <w:p>
       <w:pPr>
         <w:pStyle w:val="Heading2"/>
@@ -3781,8 +3935,8 @@
       <w:tblPr>
         <w:tblStyle w:val="Table"/>
         <w:tblW w:type="pct" w:w="5000"/>
-        <w:tblLayout w:type="fixed"/>
         <w:tblLook w:firstRow="1" w:lastRow="0" w:firstColumn="0" w:lastColumn="0" w:noHBand="0" w:noVBand="0" w:val="0020"/>
+        <w:jc w:val="start"/>
       </w:tblPr>
       <w:tblGrid>
         <w:gridCol w:w="2731"/>
@@ -3791,13 +3945,14 @@
       </w:tblGrid>
       <w:tr>
         <w:trPr>
-          <w:tblHeader w:val="on"/>
+          <w:tblHeader w:val="true"/>
         </w:trPr>
         <w:tc>
           <w:tcPr/>
           <w:p>
             <w:pPr>
               <w:pStyle w:val="Compact"/>
+              <w:jc w:val="left"/>
             </w:pPr>
             <w:r>
               <w:t xml:space="preserve">Endpoint</w:t>
@@ -3809,6 +3964,7 @@
           <w:p>
             <w:pPr>
               <w:pStyle w:val="Compact"/>
+              <w:jc w:val="left"/>
             </w:pPr>
             <w:r>
               <w:t xml:space="preserve">Schedule</w:t>
@@ -3820,6 +3976,7 @@
           <w:p>
             <w:pPr>
               <w:pStyle w:val="Compact"/>
+              <w:jc w:val="left"/>
             </w:pPr>
             <w:r>
               <w:t xml:space="preserve">Purpose</w:t>
@@ -3833,6 +3990,7 @@
           <w:p>
             <w:pPr>
               <w:pStyle w:val="Compact"/>
+              <w:jc w:val="left"/>
             </w:pPr>
             <w:r>
               <w:t xml:space="preserve">/api/cron/sla-check</w:t>
@@ -3844,6 +4002,7 @@
           <w:p>
             <w:pPr>
               <w:pStyle w:val="Compact"/>
+              <w:jc w:val="left"/>
             </w:pPr>
             <w:r>
               <w:t xml:space="preserve">Every 5 min</w:t>
@@ -3855,6 +4014,7 @@
           <w:p>
             <w:pPr>
               <w:pStyle w:val="Compact"/>
+              <w:jc w:val="left"/>
             </w:pPr>
             <w:r>
               <w:t xml:space="preserve">SLA breach scanning and escalation</w:t>
@@ -3868,6 +4028,7 @@
           <w:p>
             <w:pPr>
               <w:pStyle w:val="Compact"/>
+              <w:jc w:val="left"/>
             </w:pPr>
             <w:r>
               <w:t xml:space="preserve">/api/cron/sla-refire</w:t>
@@ -3879,6 +4040,7 @@
           <w:p>
             <w:pPr>
               <w:pStyle w:val="Compact"/>
+              <w:jc w:val="left"/>
             </w:pPr>
             <w:r>
               <w:t xml:space="preserve">Every 5 min</w:t>
@@ -3890,6 +4052,7 @@
           <w:p>
             <w:pPr>
               <w:pStyle w:val="Compact"/>
+              <w:jc w:val="left"/>
             </w:pPr>
             <w:r>
               <w:t xml:space="preserve">Re-escalate stalled SLA deadlines</w:t>
@@ -3903,6 +4066,7 @@
           <w:p>
             <w:pPr>
               <w:pStyle w:val="Compact"/>
+              <w:jc w:val="left"/>
             </w:pPr>
             <w:r>
               <w:t xml:space="preserve">/api/cron/payment-expiry</w:t>
@@ -3914,6 +4078,7 @@
           <w:p>
             <w:pPr>
               <w:pStyle w:val="Compact"/>
+              <w:jc w:val="left"/>
             </w:pPr>
             <w:r>
               <w:t xml:space="preserve">Every 15 min</w:t>
@@ -3925,6 +4090,7 @@
           <w:p>
             <w:pPr>
               <w:pStyle w:val="Compact"/>
+              <w:jc w:val="left"/>
             </w:pPr>
             <w:r>
               <w:t xml:space="preserve">Auto-expire unpaid orders at 72 hours</w:t>
@@ -3938,6 +4104,7 @@
           <w:p>
             <w:pPr>
               <w:pStyle w:val="Compact"/>
+              <w:jc w:val="left"/>
             </w:pPr>
             <w:r>
               <w:t xml:space="preserve">/api/cron/adapter-health-check</w:t>
@@ -3949,6 +4116,7 @@
           <w:p>
             <w:pPr>
               <w:pStyle w:val="Compact"/>
+              <w:jc w:val="left"/>
             </w:pPr>
             <w:r>
               <w:t xml:space="preserve">Every 10 min</w:t>
@@ -3960,6 +4128,7 @@
           <w:p>
             <w:pPr>
               <w:pStyle w:val="Compact"/>
+              <w:jc w:val="left"/>
             </w:pPr>
             <w:r>
               <w:t xml:space="preserve">Circuit breaker state updates</w:t>
@@ -3973,6 +4142,7 @@
           <w:p>
             <w:pPr>
               <w:pStyle w:val="Compact"/>
+              <w:jc w:val="left"/>
             </w:pPr>
             <w:r>
               <w:t xml:space="preserve">/api/cron/submission-reconciliation</w:t>
@@ -3984,6 +4154,7 @@
           <w:p>
             <w:pPr>
               <w:pStyle w:val="Compact"/>
+              <w:jc w:val="left"/>
             </w:pPr>
             <w:r>
               <w:t xml:space="preserve">Every 30 min</w:t>
@@ -3995,6 +4166,7 @@
           <w:p>
             <w:pPr>
               <w:pStyle w:val="Compact"/>
+              <w:jc w:val="left"/>
             </w:pPr>
             <w:r>
               <w:t xml:space="preserve">Detect stuck submissions</w:t>
@@ -4008,6 +4180,7 @@
           <w:p>
             <w:pPr>
               <w:pStyle w:val="Compact"/>
+              <w:jc w:val="left"/>
             </w:pPr>
             <w:r>
               <w:t xml:space="preserve">/api/cron/portal-status-poll</w:t>
@@ -4019,6 +4192,7 @@
           <w:p>
             <w:pPr>
               <w:pStyle w:val="Compact"/>
+              <w:jc w:val="left"/>
             </w:pPr>
             <w:r>
               <w:t xml:space="preserve">Every 30 min</w:t>
@@ -4030,6 +4204,7 @@
           <w:p>
             <w:pPr>
               <w:pStyle w:val="Compact"/>
+              <w:jc w:val="left"/>
             </w:pPr>
             <w:r>
               <w:t xml:space="preserve">Tier 2 portal status polling</w:t>
@@ -4043,6 +4218,7 @@
           <w:p>
             <w:pPr>
               <w:pStyle w:val="Compact"/>
+              <w:jc w:val="left"/>
             </w:pPr>
             <w:r>
               <w:t xml:space="preserve">/api/cron/fax-retry</w:t>
@@ -4054,6 +4230,7 @@
           <w:p>
             <w:pPr>
               <w:pStyle w:val="Compact"/>
+              <w:jc w:val="left"/>
             </w:pPr>
             <w:r>
               <w:t xml:space="preserve">Every 5 min</w:t>
@@ -4065,6 +4242,7 @@
           <w:p>
             <w:pPr>
               <w:pStyle w:val="Compact"/>
+              <w:jc w:val="left"/>
             </w:pPr>
             <w:r>
               <w:t xml:space="preserve">Fax retry with exponential backoff</w:t>
@@ -4078,6 +4256,7 @@
           <w:p>
             <w:pPr>
               <w:pStyle w:val="Compact"/>
+              <w:jc w:val="left"/>
             </w:pPr>
             <w:r>
               <w:t xml:space="preserve">/api/cron/screenshot-cleanup</w:t>
@@ -4089,6 +4268,7 @@
           <w:p>
             <w:pPr>
               <w:pStyle w:val="Compact"/>
+              <w:jc w:val="left"/>
             </w:pPr>
             <w:r>
               <w:t xml:space="preserve">Every hour</w:t>
@@ -4100,6 +4280,7 @@
           <w:p>
             <w:pPr>
               <w:pStyle w:val="Compact"/>
+              <w:jc w:val="left"/>
             </w:pPr>
             <w:r>
               <w:t xml:space="preserve">Remove expired Tier 2 screenshots</w:t>
@@ -4113,6 +4294,7 @@
           <w:p>
             <w:pPr>
               <w:pStyle w:val="Compact"/>
+              <w:jc w:val="left"/>
             </w:pPr>
             <w:r>
               <w:t xml:space="preserve">/api/cron/daily-digest</w:t>
@@ -4124,6 +4306,7 @@
           <w:p>
             <w:pPr>
               <w:pStyle w:val="Compact"/>
+              <w:jc w:val="left"/>
             </w:pPr>
             <w:r>
               <w:t xml:space="preserve">14:00 UTC daily</w:t>
@@ -4135,6 +4318,7 @@
           <w:p>
             <w:pPr>
               <w:pStyle w:val="Compact"/>
+              <w:jc w:val="left"/>
             </w:pPr>
             <w:r>
               <w:t xml:space="preserve">Ops pipeline health summary to Slack</w:t>
@@ -4148,6 +4332,7 @@
           <w:p>
             <w:pPr>
               <w:pStyle w:val="Compact"/>
+              <w:jc w:val="left"/>
             </w:pPr>
             <w:r>
               <w:t xml:space="preserve">/api/cron/poc-credential-sync</w:t>
@@ -4159,6 +4344,7 @@
           <w:p>
             <w:pPr>
               <w:pStyle w:val="Compact"/>
+              <w:jc w:val="left"/>
             </w:pPr>
             <w:r>
               <w:t xml:space="preserve">05:00 UTC daily</w:t>
@@ -4170,6 +4356,7 @@
           <w:p>
             <w:pPr>
               <w:pStyle w:val="Compact"/>
+              <w:jc w:val="left"/>
             </w:pPr>
             <w:r>
               <w:t xml:space="preserve">Reset POC demo accounts to canonical passwords</w:t>
@@ -4193,8 +4380,8 @@
         </w:pict>
       </w:r>
     </w:p>
-    <w:bookmarkEnd w:id="25"/>
-    <w:bookmarkStart w:id="29" w:name="security-hipaa-compliance"/>
+    <w:bookmarkEnd w:id="36"/>
+    <w:bookmarkStart w:id="40" w:name="security-hipaa-compliance"/>
     <w:p>
       <w:pPr>
         <w:pStyle w:val="Heading2"/>
@@ -4203,7 +4390,7 @@
         <w:t xml:space="preserve">12. Security &amp; HIPAA Compliance</w:t>
       </w:r>
     </w:p>
-    <w:bookmarkStart w:id="26" w:name="data-protection"/>
+    <w:bookmarkStart w:id="37" w:name="data-protection"/>
     <w:p>
       <w:pPr>
         <w:pStyle w:val="Heading3"/>
@@ -4216,8 +4403,8 @@
       <w:tblPr>
         <w:tblStyle w:val="Table"/>
         <w:tblW w:type="pct" w:w="5000"/>
-        <w:tblLayout w:type="fixed"/>
         <w:tblLook w:firstRow="1" w:lastRow="0" w:firstColumn="0" w:lastColumn="0" w:noHBand="0" w:noVBand="0" w:val="0020"/>
+        <w:jc w:val="start"/>
       </w:tblPr>
       <w:tblGrid>
         <w:gridCol w:w="2970"/>
@@ -4225,13 +4412,14 @@
       </w:tblGrid>
       <w:tr>
         <w:trPr>
-          <w:tblHeader w:val="on"/>
+          <w:tblHeader w:val="true"/>
         </w:trPr>
         <w:tc>
           <w:tcPr/>
           <w:p>
             <w:pPr>
               <w:pStyle w:val="Compact"/>
+              <w:jc w:val="left"/>
             </w:pPr>
             <w:r>
               <w:t xml:space="preserve">Control</w:t>
@@ -4243,6 +4431,7 @@
           <w:p>
             <w:pPr>
               <w:pStyle w:val="Compact"/>
+              <w:jc w:val="left"/>
             </w:pPr>
             <w:r>
               <w:t xml:space="preserve">Implementation</w:t>
@@ -4256,6 +4445,7 @@
           <w:p>
             <w:pPr>
               <w:pStyle w:val="Compact"/>
+              <w:jc w:val="left"/>
             </w:pPr>
             <w:r>
               <w:t xml:space="preserve">Data at rest</w:t>
@@ -4267,6 +4457,7 @@
           <w:p>
             <w:pPr>
               <w:pStyle w:val="Compact"/>
+              <w:jc w:val="left"/>
             </w:pPr>
             <w:r>
               <w:t xml:space="preserve">AES-256 encryption (Supabase-managed)</w:t>
@@ -4280,6 +4471,7 @@
           <w:p>
             <w:pPr>
               <w:pStyle w:val="Compact"/>
+              <w:jc w:val="left"/>
             </w:pPr>
             <w:r>
               <w:t xml:space="preserve">Data in transit</w:t>
@@ -4291,6 +4483,7 @@
           <w:p>
             <w:pPr>
               <w:pStyle w:val="Compact"/>
+              <w:jc w:val="left"/>
             </w:pPr>
             <w:r>
               <w:t xml:space="preserve">TLS 1.2+ on all connections</w:t>
@@ -4304,6 +4497,7 @@
           <w:p>
             <w:pPr>
               <w:pStyle w:val="Compact"/>
+              <w:jc w:val="left"/>
             </w:pPr>
             <w:r>
               <w:t xml:space="preserve">Credential storage</w:t>
@@ -4315,6 +4509,7 @@
           <w:p>
             <w:pPr>
               <w:pStyle w:val="Compact"/>
+              <w:jc w:val="left"/>
             </w:pPr>
             <w:r>
               <w:t xml:space="preserve">Supabase Vault (AES-256-GCM) — never plaintext</w:t>
@@ -4328,6 +4523,7 @@
           <w:p>
             <w:pPr>
               <w:pStyle w:val="Compact"/>
+              <w:jc w:val="left"/>
             </w:pPr>
             <w:r>
               <w:t xml:space="preserve">Access control</w:t>
@@ -4339,6 +4535,7 @@
           <w:p>
             <w:pPr>
               <w:pStyle w:val="Compact"/>
+              <w:jc w:val="left"/>
             </w:pPr>
             <w:r>
               <w:t xml:space="preserve">Row-Level Security on all 33 tables</w:t>
@@ -4352,6 +4549,7 @@
           <w:p>
             <w:pPr>
               <w:pStyle w:val="Compact"/>
+              <w:jc w:val="left"/>
             </w:pPr>
             <w:r>
               <w:t xml:space="preserve">EPCS 2FA</w:t>
@@ -4363,6 +4561,7 @@
           <w:p>
             <w:pPr>
               <w:pStyle w:val="Compact"/>
+              <w:jc w:val="left"/>
             </w:pPr>
             <w:r>
               <w:t xml:space="preserve">TOTP authenticator (DEA 21 CFR 1311) for controlled substances</w:t>
@@ -4376,6 +4575,7 @@
           <w:p>
             <w:pPr>
               <w:pStyle w:val="Compact"/>
+              <w:jc w:val="left"/>
             </w:pPr>
             <w:r>
               <w:t xml:space="preserve">TOTP secrets</w:t>
@@ -4387,6 +4587,7 @@
           <w:p>
             <w:pPr>
               <w:pStyle w:val="Compact"/>
+              <w:jc w:val="left"/>
             </w:pPr>
             <w:r>
               <w:t xml:space="preserve">AES-256-GCM encrypted at rest (not plaintext)</w:t>
@@ -4400,6 +4601,7 @@
           <w:p>
             <w:pPr>
               <w:pStyle w:val="Compact"/>
+              <w:jc w:val="left"/>
             </w:pPr>
             <w:r>
               <w:t xml:space="preserve">Session management</w:t>
@@ -4411,6 +4613,7 @@
           <w:p>
             <w:pPr>
               <w:pStyle w:val="Compact"/>
+              <w:jc w:val="left"/>
             </w:pPr>
             <w:r>
               <w:t xml:space="preserve">30-min idle timeout, 12-hour absolute max</w:t>
@@ -4424,6 +4627,7 @@
           <w:p>
             <w:pPr>
               <w:pStyle w:val="Compact"/>
+              <w:jc w:val="left"/>
             </w:pPr>
             <w:r>
               <w:t xml:space="preserve">Audit trail</w:t>
@@ -4435,6 +4639,7 @@
           <w:p>
             <w:pPr>
               <w:pStyle w:val="Compact"/>
+              <w:jc w:val="left"/>
             </w:pPr>
             <w:r>
               <w:t xml:space="preserve">Append-only tables for all state transitions + EPCS audit log</w:t>
@@ -4448,6 +4653,7 @@
           <w:p>
             <w:pPr>
               <w:pStyle w:val="Compact"/>
+              <w:jc w:val="left"/>
             </w:pPr>
             <w:r>
               <w:t xml:space="preserve">Drug interactions</w:t>
@@ -4459,6 +4665,7 @@
           <w:p>
             <w:pPr>
               <w:pStyle w:val="Compact"/>
+              <w:jc w:val="left"/>
             </w:pPr>
             <w:r>
               <w:t xml:space="preserve">Known interaction pairs checked at review with severity alerts</w:t>
@@ -4472,6 +4679,7 @@
           <w:p>
             <w:pPr>
               <w:pStyle w:val="Compact"/>
+              <w:jc w:val="left"/>
             </w:pPr>
             <w:r>
               <w:t xml:space="preserve">PHI in Stripe</w:t>
@@ -4483,6 +4691,7 @@
           <w:p>
             <w:pPr>
               <w:pStyle w:val="Compact"/>
+              <w:jc w:val="left"/>
             </w:pPr>
             <w:r>
               <w:t xml:space="preserve">ZERO — metadata contains order_id only</w:t>
@@ -4496,6 +4705,7 @@
           <w:p>
             <w:pPr>
               <w:pStyle w:val="Compact"/>
+              <w:jc w:val="left"/>
             </w:pPr>
             <w:r>
               <w:t xml:space="preserve">PHI in SMS</w:t>
@@ -4507,6 +4717,7 @@
           <w:p>
             <w:pPr>
               <w:pStyle w:val="Compact"/>
+              <w:jc w:val="left"/>
             </w:pPr>
             <w:r>
               <w:t xml:space="preserve">Minimal — first name + URL only, never medication names</w:t>
@@ -4520,6 +4731,7 @@
           <w:p>
             <w:pPr>
               <w:pStyle w:val="Compact"/>
+              <w:jc w:val="left"/>
             </w:pPr>
             <w:r>
               <w:t xml:space="preserve">PHI in monitoring</w:t>
@@ -4531,6 +4743,7 @@
           <w:p>
             <w:pPr>
               <w:pStyle w:val="Compact"/>
+              <w:jc w:val="left"/>
             </w:pPr>
             <w:r>
               <w:t xml:space="preserve">Sentry beforeSend scrubs all PHI before transmission</w:t>
@@ -4544,6 +4757,7 @@
           <w:p>
             <w:pPr>
               <w:pStyle w:val="Compact"/>
+              <w:jc w:val="left"/>
             </w:pPr>
             <w:r>
               <w:t xml:space="preserve">Supabase Realtime</w:t>
@@ -4555,6 +4769,7 @@
           <w:p>
             <w:pPr>
               <w:pStyle w:val="Compact"/>
+              <w:jc w:val="left"/>
             </w:pPr>
             <w:r>
               <w:t xml:space="preserve">DISABLED — hard HIPAA requirement (leaks PHI via WebSocket)</w:t>
@@ -4563,8 +4778,8 @@
         </w:tc>
       </w:tr>
     </w:tbl>
-    <w:bookmarkEnd w:id="26"/>
-    <w:bookmarkStart w:id="27" w:name="authentication-model"/>
+    <w:bookmarkEnd w:id="37"/>
+    <w:bookmarkStart w:id="38" w:name="authentication-model"/>
     <w:p>
       <w:pPr>
         <w:pStyle w:val="Heading3"/>
@@ -4577,8 +4792,8 @@
       <w:tblPr>
         <w:tblStyle w:val="Table"/>
         <w:tblW w:type="pct" w:w="5000"/>
-        <w:tblLayout w:type="fixed"/>
         <w:tblLook w:firstRow="1" w:lastRow="0" w:firstColumn="0" w:lastColumn="0" w:noHBand="0" w:noVBand="0" w:val="0020"/>
+        <w:jc w:val="start"/>
       </w:tblPr>
       <w:tblGrid>
         <w:gridCol w:w="2376"/>
@@ -4587,13 +4802,14 @@
       </w:tblGrid>
       <w:tr>
         <w:trPr>
-          <w:tblHeader w:val="on"/>
+          <w:tblHeader w:val="true"/>
         </w:trPr>
         <w:tc>
           <w:tcPr/>
           <w:p>
             <w:pPr>
               <w:pStyle w:val="Compact"/>
+              <w:jc w:val="left"/>
             </w:pPr>
             <w:r>
               <w:t xml:space="preserve">Context</w:t>
@@ -4605,6 +4821,7 @@
           <w:p>
             <w:pPr>
               <w:pStyle w:val="Compact"/>
+              <w:jc w:val="left"/>
             </w:pPr>
             <w:r>
               <w:t xml:space="preserve">Method</w:t>
@@ -4616,6 +4833,7 @@
           <w:p>
             <w:pPr>
               <w:pStyle w:val="Compact"/>
+              <w:jc w:val="left"/>
             </w:pPr>
             <w:r>
               <w:t xml:space="preserve">Access Level</w:t>
@@ -4629,6 +4847,7 @@
           <w:p>
             <w:pPr>
               <w:pStyle w:val="Compact"/>
+              <w:jc w:val="left"/>
             </w:pPr>
             <w:r>
               <w:t xml:space="preserve">Clinic users</w:t>
@@ -4640,6 +4859,7 @@
           <w:p>
             <w:pPr>
               <w:pStyle w:val="Compact"/>
+              <w:jc w:val="left"/>
             </w:pPr>
             <w:r>
               <w:t xml:space="preserve">Supabase Auth JWT (app_role + clinic_id)</w:t>
@@ -4651,6 +4871,7 @@
           <w:p>
             <w:pPr>
               <w:pStyle w:val="Compact"/>
+              <w:jc w:val="left"/>
             </w:pPr>
             <w:r>
               <w:t xml:space="preserve">Own clinic data only</w:t>
@@ -4664,6 +4885,7 @@
           <w:p>
             <w:pPr>
               <w:pStyle w:val="Compact"/>
+              <w:jc w:val="left"/>
             </w:pPr>
             <w:r>
               <w:t xml:space="preserve">Ops admins</w:t>
@@ -4675,6 +4897,7 @@
           <w:p>
             <w:pPr>
               <w:pStyle w:val="Compact"/>
+              <w:jc w:val="left"/>
             </w:pPr>
             <w:r>
               <w:t xml:space="preserve">Supabase Auth JWT (app_role = ops_admin)</w:t>
@@ -4686,6 +4909,7 @@
           <w:p>
             <w:pPr>
               <w:pStyle w:val="Compact"/>
+              <w:jc w:val="left"/>
             </w:pPr>
             <w:r>
               <w:t xml:space="preserve">Cross-clinic read access</w:t>
@@ -4699,6 +4923,7 @@
           <w:p>
             <w:pPr>
               <w:pStyle w:val="Compact"/>
+              <w:jc w:val="left"/>
             </w:pPr>
             <w:r>
               <w:t xml:space="preserve">Patients</w:t>
@@ -4710,6 +4935,7 @@
           <w:p>
             <w:pPr>
               <w:pStyle w:val="Compact"/>
+              <w:jc w:val="left"/>
             </w:pPr>
             <w:r>
               <w:t xml:space="preserve">Stateless JWT in URL (72h expiry, HS256)</w:t>
@@ -4721,6 +4947,7 @@
           <w:p>
             <w:pPr>
               <w:pStyle w:val="Compact"/>
+              <w:jc w:val="left"/>
             </w:pPr>
             <w:r>
               <w:t xml:space="preserve">Single order only</w:t>
@@ -4734,6 +4961,7 @@
           <w:p>
             <w:pPr>
               <w:pStyle w:val="Compact"/>
+              <w:jc w:val="left"/>
             </w:pPr>
             <w:r>
               <w:t xml:space="preserve">Webhooks</w:t>
@@ -4745,6 +4973,7 @@
           <w:p>
             <w:pPr>
               <w:pStyle w:val="Compact"/>
+              <w:jc w:val="left"/>
             </w:pPr>
             <w:r>
               <w:t xml:space="preserve">Service-specific signature verification</w:t>
@@ -4756,6 +4985,7 @@
           <w:p>
             <w:pPr>
               <w:pStyle w:val="Compact"/>
+              <w:jc w:val="left"/>
             </w:pPr>
             <w:r>
               <w:t xml:space="preserve">Service role (bypasses RLS)</w:t>
@@ -4769,6 +4999,7 @@
           <w:p>
             <w:pPr>
               <w:pStyle w:val="Compact"/>
+              <w:jc w:val="left"/>
             </w:pPr>
             <w:r>
               <w:t xml:space="preserve">Cron jobs</w:t>
@@ -4780,6 +5011,7 @@
           <w:p>
             <w:pPr>
               <w:pStyle w:val="Compact"/>
+              <w:jc w:val="left"/>
             </w:pPr>
             <w:r>
               <w:t xml:space="preserve">CRON_SECRET bearer token</w:t>
@@ -4791,6 +5023,7 @@
           <w:p>
             <w:pPr>
               <w:pStyle w:val="Compact"/>
+              <w:jc w:val="left"/>
             </w:pPr>
             <w:r>
               <w:t xml:space="preserve">Service role</w:t>
@@ -4799,8 +5032,8 @@
         </w:tc>
       </w:tr>
     </w:tbl>
-    <w:bookmarkEnd w:id="27"/>
-    <w:bookmarkStart w:id="28" w:name="role-based-access-control-4-roles"/>
+    <w:bookmarkEnd w:id="38"/>
+    <w:bookmarkStart w:id="39" w:name="role-based-access-control-4-roles"/>
     <w:p>
       <w:pPr>
         <w:pStyle w:val="Heading3"/>
@@ -4814,6 +5047,7 @@
         <w:tblStyle w:val="Table"/>
         <w:tblW w:type="auto" w:w="0"/>
         <w:tblLook w:firstRow="1" w:lastRow="0" w:firstColumn="0" w:lastColumn="0" w:noHBand="0" w:noVBand="0" w:val="0020"/>
+        <w:jc w:val="start"/>
       </w:tblPr>
       <w:tblGrid>
         <w:gridCol w:w="1980"/>
@@ -4823,13 +5057,14 @@
       </w:tblGrid>
       <w:tr>
         <w:trPr>
-          <w:tblHeader w:val="on"/>
+          <w:tblHeader w:val="true"/>
         </w:trPr>
         <w:tc>
           <w:tcPr/>
           <w:p>
             <w:pPr>
               <w:pStyle w:val="Compact"/>
+              <w:jc w:val="left"/>
             </w:pPr>
             <w:r>
               <w:t xml:space="preserve">Role</w:t>
@@ -4841,6 +5076,7 @@
           <w:p>
             <w:pPr>
               <w:pStyle w:val="Compact"/>
+              <w:jc w:val="left"/>
             </w:pPr>
             <w:r>
               <w:t xml:space="preserve">Clinic App</w:t>
@@ -4852,6 +5088,7 @@
           <w:p>
             <w:pPr>
               <w:pStyle w:val="Compact"/>
+              <w:jc w:val="left"/>
             </w:pPr>
             <w:r>
               <w:t xml:space="preserve">Ops Dashboard</w:t>
@@ -4863,6 +5100,7 @@
           <w:p>
             <w:pPr>
               <w:pStyle w:val="Compact"/>
+              <w:jc w:val="left"/>
             </w:pPr>
             <w:r>
               <w:t xml:space="preserve">Patient Checkout</w:t>
@@ -4876,6 +5114,7 @@
           <w:p>
             <w:pPr>
               <w:pStyle w:val="Compact"/>
+              <w:jc w:val="left"/>
             </w:pPr>
             <w:r>
               <w:t xml:space="preserve">clinic_admin</w:t>
@@ -4887,6 +5126,7 @@
           <w:p>
             <w:pPr>
               <w:pStyle w:val="Compact"/>
+              <w:jc w:val="left"/>
             </w:pPr>
             <w:r>
               <w:t xml:space="preserve">Full access (own clinic)</w:t>
@@ -4898,6 +5138,7 @@
           <w:p>
             <w:pPr>
               <w:pStyle w:val="Compact"/>
+              <w:jc w:val="left"/>
             </w:pPr>
             <w:r>
               <w:t xml:space="preserve">Blocked</w:t>
@@ -4909,6 +5150,7 @@
           <w:p>
             <w:pPr>
               <w:pStyle w:val="Compact"/>
+              <w:jc w:val="left"/>
             </w:pPr>
             <w:r>
               <w:t xml:space="preserve">N/A</w:t>
@@ -4922,6 +5164,7 @@
           <w:p>
             <w:pPr>
               <w:pStyle w:val="Compact"/>
+              <w:jc w:val="left"/>
             </w:pPr>
             <w:r>
               <w:t xml:space="preserve">provider</w:t>
@@ -4933,6 +5176,7 @@
           <w:p>
             <w:pPr>
               <w:pStyle w:val="Compact"/>
+              <w:jc w:val="left"/>
             </w:pPr>
             <w:r>
               <w:t xml:space="preserve">Signature + review only</w:t>
@@ -4944,6 +5188,7 @@
           <w:p>
             <w:pPr>
               <w:pStyle w:val="Compact"/>
+              <w:jc w:val="left"/>
             </w:pPr>
             <w:r>
               <w:t xml:space="preserve">Blocked</w:t>
@@ -4955,6 +5200,7 @@
           <w:p>
             <w:pPr>
               <w:pStyle w:val="Compact"/>
+              <w:jc w:val="left"/>
             </w:pPr>
             <w:r>
               <w:t xml:space="preserve">N/A</w:t>
@@ -4968,6 +5214,7 @@
           <w:p>
             <w:pPr>
               <w:pStyle w:val="Compact"/>
+              <w:jc w:val="left"/>
             </w:pPr>
             <w:r>
               <w:t xml:space="preserve">medical_assistant</w:t>
@@ -4979,6 +5226,7 @@
           <w:p>
             <w:pPr>
               <w:pStyle w:val="Compact"/>
+              <w:jc w:val="left"/>
             </w:pPr>
             <w:r>
               <w:t xml:space="preserve">Full workflow (own clinic)</w:t>
@@ -4990,6 +5238,7 @@
           <w:p>
             <w:pPr>
               <w:pStyle w:val="Compact"/>
+              <w:jc w:val="left"/>
             </w:pPr>
             <w:r>
               <w:t xml:space="preserve">Blocked</w:t>
@@ -5001,6 +5250,7 @@
           <w:p>
             <w:pPr>
               <w:pStyle w:val="Compact"/>
+              <w:jc w:val="left"/>
             </w:pPr>
             <w:r>
               <w:t xml:space="preserve">N/A</w:t>
@@ -5014,6 +5264,7 @@
           <w:p>
             <w:pPr>
               <w:pStyle w:val="Compact"/>
+              <w:jc w:val="left"/>
             </w:pPr>
             <w:r>
               <w:t xml:space="preserve">ops_admin</w:t>
@@ -5025,6 +5276,7 @@
           <w:p>
             <w:pPr>
               <w:pStyle w:val="Compact"/>
+              <w:jc w:val="left"/>
             </w:pPr>
             <w:r>
               <w:t xml:space="preserve">Blocked</w:t>
@@ -5036,6 +5288,7 @@
           <w:p>
             <w:pPr>
               <w:pStyle w:val="Compact"/>
+              <w:jc w:val="left"/>
             </w:pPr>
             <w:r>
               <w:t xml:space="preserve">Full access (all clinics)</w:t>
@@ -5047,6 +5300,7 @@
           <w:p>
             <w:pPr>
               <w:pStyle w:val="Compact"/>
+              <w:jc w:val="left"/>
             </w:pPr>
             <w:r>
               <w:t xml:space="preserve">N/A</w:t>
@@ -5060,6 +5314,7 @@
           <w:p>
             <w:pPr>
               <w:pStyle w:val="Compact"/>
+              <w:jc w:val="left"/>
             </w:pPr>
             <w:r>
               <w:t xml:space="preserve">patient (anon)</w:t>
@@ -5071,6 +5326,7 @@
           <w:p>
             <w:pPr>
               <w:pStyle w:val="Compact"/>
+              <w:jc w:val="left"/>
             </w:pPr>
             <w:r>
               <w:t xml:space="preserve">Blocked</w:t>
@@ -5082,6 +5338,7 @@
           <w:p>
             <w:pPr>
               <w:pStyle w:val="Compact"/>
+              <w:jc w:val="left"/>
             </w:pPr>
             <w:r>
               <w:t xml:space="preserve">Blocked</w:t>
@@ -5093,6 +5350,7 @@
           <w:p>
             <w:pPr>
               <w:pStyle w:val="Compact"/>
+              <w:jc w:val="left"/>
             </w:pPr>
             <w:r>
               <w:t xml:space="preserve">Single order via JWT</w:t>
@@ -5108,9 +5366,9 @@
         </w:pict>
       </w:r>
     </w:p>
-    <w:bookmarkEnd w:id="28"/>
-    <w:bookmarkEnd w:id="29"/>
-    <w:bookmarkStart w:id="30" w:name="key-metrics"/>
+    <w:bookmarkEnd w:id="39"/>
+    <w:bookmarkEnd w:id="40"/>
+    <w:bookmarkStart w:id="41" w:name="key-metrics"/>
     <w:p>
       <w:pPr>
         <w:pStyle w:val="Heading2"/>
@@ -5123,8 +5381,8 @@
       <w:tblPr>
         <w:tblStyle w:val="Table"/>
         <w:tblW w:type="pct" w:w="5000"/>
-        <w:tblLayout w:type="fixed"/>
         <w:tblLook w:firstRow="1" w:lastRow="0" w:firstColumn="0" w:lastColumn="0" w:noHBand="0" w:noVBand="0" w:val="0020"/>
+        <w:jc w:val="start"/>
       </w:tblPr>
       <w:tblGrid>
         <w:gridCol w:w="4224"/>
@@ -5132,13 +5390,14 @@
       </w:tblGrid>
       <w:tr>
         <w:trPr>
-          <w:tblHeader w:val="on"/>
+          <w:tblHeader w:val="true"/>
         </w:trPr>
         <w:tc>
           <w:tcPr/>
           <w:p>
             <w:pPr>
               <w:pStyle w:val="Compact"/>
+              <w:jc w:val="left"/>
             </w:pPr>
             <w:r>
               <w:t xml:space="preserve">Metric</w:t>
@@ -5150,6 +5409,7 @@
           <w:p>
             <w:pPr>
               <w:pStyle w:val="Compact"/>
+              <w:jc w:val="left"/>
             </w:pPr>
             <w:r>
               <w:t xml:space="preserve">Value</w:t>
@@ -5163,6 +5423,7 @@
           <w:p>
             <w:pPr>
               <w:pStyle w:val="Compact"/>
+              <w:jc w:val="left"/>
             </w:pPr>
             <w:r>
               <w:t xml:space="preserve">PostgreSQL tables</w:t>
@@ -5174,6 +5435,7 @@
           <w:p>
             <w:pPr>
               <w:pStyle w:val="Compact"/>
+              <w:jc w:val="left"/>
             </w:pPr>
             <w:r>
               <w:t xml:space="preserve">33</w:t>
@@ -5187,6 +5449,7 @@
           <w:p>
             <w:pPr>
               <w:pStyle w:val="Compact"/>
+              <w:jc w:val="left"/>
             </w:pPr>
             <w:r>
               <w:t xml:space="preserve">Enum types</w:t>
@@ -5198,6 +5461,7 @@
           <w:p>
             <w:pPr>
               <w:pStyle w:val="Compact"/>
+              <w:jc w:val="left"/>
             </w:pPr>
             <w:r>
               <w:t xml:space="preserve">10</w:t>
@@ -5211,6 +5475,7 @@
           <w:p>
             <w:pPr>
               <w:pStyle w:val="Compact"/>
+              <w:jc w:val="left"/>
             </w:pPr>
             <w:r>
               <w:t xml:space="preserve">Order statuses</w:t>
@@ -5222,6 +5487,7 @@
           <w:p>
             <w:pPr>
               <w:pStyle w:val="Compact"/>
+              <w:jc w:val="left"/>
             </w:pPr>
             <w:r>
               <w:t xml:space="preserve">23 (with 47 valid transitions)</w:t>
@@ -5235,6 +5501,7 @@
           <w:p>
             <w:pPr>
               <w:pStyle w:val="Compact"/>
+              <w:jc w:val="left"/>
             </w:pPr>
             <w:r>
               <w:t xml:space="preserve">Hard constraints</w:t>
@@ -5246,6 +5513,7 @@
           <w:p>
             <w:pPr>
               <w:pStyle w:val="Compact"/>
+              <w:jc w:val="left"/>
             </w:pPr>
             <w:r>
               <w:t xml:space="preserve">16 (HC-01 through HC-16)</w:t>
@@ -5259,6 +5527,7 @@
           <w:p>
             <w:pPr>
               <w:pStyle w:val="Compact"/>
+              <w:jc w:val="left"/>
             </w:pPr>
             <w:r>
               <w:t xml:space="preserve">SLA types</w:t>
@@ -5270,6 +5539,7 @@
           <w:p>
             <w:pPr>
               <w:pStyle w:val="Compact"/>
+              <w:jc w:val="left"/>
             </w:pPr>
             <w:r>
               <w:t xml:space="preserve">10</w:t>
@@ -5283,6 +5553,7 @@
           <w:p>
             <w:pPr>
               <w:pStyle w:val="Compact"/>
+              <w:jc w:val="left"/>
             </w:pPr>
             <w:r>
               <w:t xml:space="preserve">Integration tiers</w:t>
@@ -5294,6 +5565,7 @@
           <w:p>
             <w:pPr>
               <w:pStyle w:val="Compact"/>
+              <w:jc w:val="left"/>
             </w:pPr>
             <w:r>
               <w:t xml:space="preserve">4</w:t>
@@ -5307,6 +5579,7 @@
           <w:p>
             <w:pPr>
               <w:pStyle w:val="Compact"/>
+              <w:jc w:val="left"/>
             </w:pPr>
             <w:r>
               <w:t xml:space="preserve">Cron jobs</w:t>
@@ -5318,6 +5591,7 @@
           <w:p>
             <w:pPr>
               <w:pStyle w:val="Compact"/>
+              <w:jc w:val="left"/>
             </w:pPr>
             <w:r>
               <w:t xml:space="preserve">10</w:t>
@@ -5331,6 +5605,7 @@
           <w:p>
             <w:pPr>
               <w:pStyle w:val="Compact"/>
+              <w:jc w:val="left"/>
             </w:pPr>
             <w:r>
               <w:t xml:space="preserve">Build phases completed</w:t>
@@ -5342,6 +5617,7 @@
           <w:p>
             <w:pPr>
               <w:pStyle w:val="Compact"/>
+              <w:jc w:val="left"/>
             </w:pPr>
             <w:r>
               <w:t xml:space="preserve">19</w:t>
@@ -5355,6 +5631,7 @@
           <w:p>
             <w:pPr>
               <w:pStyle w:val="Compact"/>
+              <w:jc w:val="left"/>
             </w:pPr>
             <w:r>
               <w:t xml:space="preserve">Work orders completed</w:t>
@@ -5366,6 +5643,7 @@
           <w:p>
             <w:pPr>
               <w:pStyle w:val="Compact"/>
+              <w:jc w:val="left"/>
             </w:pPr>
             <w:r>
               <w:t xml:space="preserve">87 (all merged to main)</w:t>
@@ -5379,6 +5657,7 @@
           <w:p>
             <w:pPr>
               <w:pStyle w:val="Compact"/>
+              <w:jc w:val="left"/>
             </w:pPr>
             <w:r>
               <w:t xml:space="preserve">Applications</w:t>
@@ -5390,6 +5669,7 @@
           <w:p>
             <w:pPr>
               <w:pStyle w:val="Compact"/>
+              <w:jc w:val="left"/>
             </w:pPr>
             <w:r>
               <w:t xml:space="preserve">3</w:t>
@@ -5403,6 +5683,7 @@
           <w:p>
             <w:pPr>
               <w:pStyle w:val="Compact"/>
+              <w:jc w:val="left"/>
             </w:pPr>
             <w:r>
               <w:t xml:space="preserve">User roles</w:t>
@@ -5414,6 +5695,7 @@
           <w:p>
             <w:pPr>
               <w:pStyle w:val="Compact"/>
+              <w:jc w:val="left"/>
             </w:pPr>
             <w:r>
               <w:t xml:space="preserve">4 (+ patient anonymous)</w:t>
@@ -5427,6 +5709,7 @@
           <w:p>
             <w:pPr>
               <w:pStyle w:val="Compact"/>
+              <w:jc w:val="left"/>
             </w:pPr>
             <w:r>
               <w:t xml:space="preserve">Webhook sources</w:t>
@@ -5438,6 +5721,7 @@
           <w:p>
             <w:pPr>
               <w:pStyle w:val="Compact"/>
+              <w:jc w:val="left"/>
             </w:pPr>
             <w:r>
               <w:t xml:space="preserve">4 (Stripe, Documo, Twilio, Pharmacy APIs)</w:t>
@@ -5451,6 +5735,7 @@
           <w:p>
             <w:pPr>
               <w:pStyle w:val="Compact"/>
+              <w:jc w:val="left"/>
             </w:pPr>
             <w:r>
               <w:t xml:space="preserve">Drug interaction pairs</w:t>
@@ -5462,6 +5747,7 @@
           <w:p>
             <w:pPr>
               <w:pStyle w:val="Compact"/>
+              <w:jc w:val="left"/>
             </w:pPr>
             <w:r>
               <w:t xml:space="preserve">6 (seeded, expandable)</w:t>
@@ -5475,6 +5761,7 @@
           <w:p>
             <w:pPr>
               <w:pStyle w:val="Compact"/>
+              <w:jc w:val="left"/>
             </w:pPr>
             <w:r>
               <w:t xml:space="preserve">Provider favorites</w:t>
@@ -5486,6 +5773,7 @@
           <w:p>
             <w:pPr>
               <w:pStyle w:val="Compact"/>
+              <w:jc w:val="left"/>
             </w:pPr>
             <w:r>
               <w:t xml:space="preserve">Per-provider saved prescription configs</w:t>
@@ -5499,6 +5787,7 @@
           <w:p>
             <w:pPr>
               <w:pStyle w:val="Compact"/>
+              <w:jc w:val="left"/>
             </w:pPr>
             <w:r>
               <w:t xml:space="preserve">Protocol templates</w:t>
@@ -5510,6 +5799,7 @@
           <w:p>
             <w:pPr>
               <w:pStyle w:val="Compact"/>
+              <w:jc w:val="left"/>
             </w:pPr>
             <w:r>
               <w:t xml:space="preserve">Per-clinic multi-medication bundles</w:t>
@@ -5523,6 +5813,7 @@
           <w:p>
             <w:pPr>
               <w:pStyle w:val="Compact"/>
+              <w:jc w:val="left"/>
             </w:pPr>
             <w:r>
               <w:t xml:space="preserve">Environment variables</w:t>
@@ -5534,6 +5825,7 @@
           <w:p>
             <w:pPr>
               <w:pStyle w:val="Compact"/>
+              <w:jc w:val="left"/>
             </w:pPr>
             <w:r>
               <w:t xml:space="preserve">40+ across 8 categories</w:t>
@@ -5547,6 +5839,7 @@
           <w:p>
             <w:pPr>
               <w:pStyle w:val="Compact"/>
+              <w:jc w:val="left"/>
             </w:pPr>
             <w:r>
               <w:t xml:space="preserve">Automated tests</w:t>
@@ -5558,6 +5851,7 @@
           <w:p>
             <w:pPr>
               <w:pStyle w:val="Compact"/>
+              <w:jc w:val="left"/>
             </w:pPr>
             <w:r>
               <w:t xml:space="preserve">65 Playwright E2E (Chromium / Firefox / WebKit / mobile Chrome) + 6 jest unit tests. E2E isolated on dedicated Supabase project. CI gates every merge.</w:t>
@@ -5573,8 +5867,8 @@
         </w:pict>
       </w:r>
     </w:p>
-    <w:bookmarkEnd w:id="30"/>
-    <w:bookmarkStart w:id="31" w:name="deployment-architecture"/>
+    <w:bookmarkEnd w:id="41"/>
+    <w:bookmarkStart w:id="42" w:name="deployment-architecture"/>
     <w:p>
       <w:pPr>
         <w:pStyle w:val="Heading2"/>
@@ -5704,16 +5998,16 @@
     </w:p>
     <w:p>
       <w:pPr>
-        <w:pStyle w:val="Compact"/>
         <w:numPr>
           <w:ilvl w:val="0"/>
           <w:numId w:val="1004"/>
         </w:numPr>
-      </w:pPr>
-      <w:r>
-        <w:rPr>
+        <w:pStyle w:val="Compact"/>
+      </w:pPr>
+      <w:r>
+        <w:rPr>
+          <w:bCs/>
           <w:b/>
-          <w:bCs/>
         </w:rPr>
         <w:t xml:space="preserve">Git-driven:</w:t>
       </w:r>
@@ -5726,16 +6020,16 @@
     </w:p>
     <w:p>
       <w:pPr>
-        <w:pStyle w:val="Compact"/>
         <w:numPr>
           <w:ilvl w:val="0"/>
           <w:numId w:val="1004"/>
         </w:numPr>
-      </w:pPr>
-      <w:r>
-        <w:rPr>
+        <w:pStyle w:val="Compact"/>
+      </w:pPr>
+      <w:r>
+        <w:rPr>
+          <w:bCs/>
           <w:b/>
-          <w:bCs/>
         </w:rPr>
         <w:t xml:space="preserve">Atomic deploys:</w:t>
       </w:r>
@@ -5748,16 +6042,16 @@
     </w:p>
     <w:p>
       <w:pPr>
-        <w:pStyle w:val="Compact"/>
         <w:numPr>
           <w:ilvl w:val="0"/>
           <w:numId w:val="1004"/>
         </w:numPr>
-      </w:pPr>
-      <w:r>
-        <w:rPr>
+        <w:pStyle w:val="Compact"/>
+      </w:pPr>
+      <w:r>
+        <w:rPr>
+          <w:bCs/>
           <w:b/>
-          <w:bCs/>
         </w:rPr>
         <w:t xml:space="preserve">Instant rollback:</w:t>
       </w:r>
@@ -5770,16 +6064,16 @@
     </w:p>
     <w:p>
       <w:pPr>
-        <w:pStyle w:val="Compact"/>
         <w:numPr>
           <w:ilvl w:val="0"/>
           <w:numId w:val="1004"/>
         </w:numPr>
-      </w:pPr>
-      <w:r>
-        <w:rPr>
+        <w:pStyle w:val="Compact"/>
+      </w:pPr>
+      <w:r>
+        <w:rPr>
+          <w:bCs/>
           <w:b/>
-          <w:bCs/>
         </w:rPr>
         <w:t xml:space="preserve">Preview environments:</w:t>
       </w:r>
@@ -5792,16 +6086,16 @@
     </w:p>
     <w:p>
       <w:pPr>
-        <w:pStyle w:val="Compact"/>
         <w:numPr>
           <w:ilvl w:val="0"/>
           <w:numId w:val="1004"/>
         </w:numPr>
-      </w:pPr>
-      <w:r>
-        <w:rPr>
+        <w:pStyle w:val="Compact"/>
+      </w:pPr>
+      <w:r>
+        <w:rPr>
+          <w:bCs/>
           <w:b/>
-          <w:bCs/>
         </w:rPr>
         <w:t xml:space="preserve">Zero-downtime migrations:</w:t>
       </w:r>
@@ -5825,19 +6119,15 @@
       </w:pPr>
       <w:r>
         <w:rPr>
+          <w:iCs/>
           <w:i/>
-          <w:iCs/>
         </w:rPr>
         <w:t xml:space="preserve">Built with Next.js 16, Supabase, Stripe Connect Express, Twilio, Documo mFax, and Playwright. Deployed on Vercel serverless infrastructure. Designed for HIPAA-adjacent compliance with zero PHI exposure to non-covered entities.</w:t>
       </w:r>
     </w:p>
-    <w:bookmarkEnd w:id="31"/>
-    <w:bookmarkEnd w:id="32"/>
-    <w:sectPr>
-      <w:footnotePr>
-        <w:numRestart w:val="eachSect"/>
-      </w:footnotePr>
-    </w:sectPr>
+    <w:bookmarkEnd w:id="42"/>
+    <w:bookmarkEnd w:id="43"/>
+    <w:sectPr/>
   </w:body>
 </w:document>
 </file>
@@ -5868,14 +6158,14 @@
 <file path=word/numbering.xml><?xml version="1.0" encoding="utf-8"?>
 <w:numbering xmlns:w="http://schemas.openxmlformats.org/wordprocessingml/2006/main">
   <w:abstractNum w:abstractNumId="990">
-    <w:nsid w:val="0000A990"/>
+    <w:nsid w:val="A990"/>
     <w:multiLevelType w:val="multilevel"/>
     <w:lvl w:ilvl="0">
       <w:numFmt w:val="bullet"/>
       <w:lvlText w:val=" "/>
       <w:lvlJc w:val="left"/>
       <w:pPr>
-        <w:ind w:left="720" w:hanging="360"/>
+        <w:ind w:left="720" w:hanging="480"/>
       </w:pPr>
     </w:lvl>
     <w:lvl w:ilvl="1">
@@ -5883,7 +6173,7 @@
       <w:lvlText w:val=" "/>
       <w:lvlJc w:val="left"/>
       <w:pPr>
-        <w:ind w:left="1440" w:hanging="360"/>
+        <w:ind w:left="1440" w:hanging="480"/>
       </w:pPr>
     </w:lvl>
     <w:lvl w:ilvl="2">
@@ -5891,7 +6181,7 @@
       <w:lvlText w:val=" "/>
       <w:lvlJc w:val="left"/>
       <w:pPr>
-        <w:ind w:left="2160" w:hanging="360"/>
+        <w:ind w:left="2160" w:hanging="480"/>
       </w:pPr>
     </w:lvl>
     <w:lvl w:ilvl="3">
@@ -5899,7 +6189,7 @@
       <w:lvlText w:val=" "/>
       <w:lvlJc w:val="left"/>
       <w:pPr>
-        <w:ind w:left="2880" w:hanging="360"/>
+        <w:ind w:left="2880" w:hanging="480"/>
       </w:pPr>
     </w:lvl>
     <w:lvl w:ilvl="4">
@@ -5907,7 +6197,7 @@
       <w:lvlText w:val=" "/>
       <w:lvlJc w:val="left"/>
       <w:pPr>
-        <w:ind w:left="3600" w:hanging="360"/>
+        <w:ind w:left="3600" w:hanging="480"/>
       </w:pPr>
     </w:lvl>
     <w:lvl w:ilvl="5">
@@ -5915,7 +6205,7 @@
       <w:lvlText w:val=" "/>
       <w:lvlJc w:val="left"/>
       <w:pPr>
-        <w:ind w:left="4320" w:hanging="360"/>
+        <w:ind w:left="4320" w:hanging="480"/>
       </w:pPr>
     </w:lvl>
     <w:lvl w:ilvl="6">
@@ -5923,7 +6213,7 @@
       <w:lvlText w:val=" "/>
       <w:lvlJc w:val="left"/>
       <w:pPr>
-        <w:ind w:left="5040" w:hanging="360"/>
+        <w:ind w:left="5040" w:hanging="480"/>
       </w:pPr>
     </w:lvl>
     <w:lvl w:ilvl="7">
@@ -5931,7 +6221,7 @@
       <w:lvlText w:val=" "/>
       <w:lvlJc w:val="left"/>
       <w:pPr>
-        <w:ind w:left="5760" w:hanging="360"/>
+        <w:ind w:left="5760" w:hanging="480"/>
       </w:pPr>
     </w:lvl>
     <w:lvl w:ilvl="8">
@@ -5939,111 +6229,84 @@
       <w:lvlText w:val=" "/>
       <w:lvlJc w:val="left"/>
       <w:pPr>
-        <w:ind w:left="6480" w:hanging="360"/>
+        <w:ind w:left="6480" w:hanging="480"/>
       </w:pPr>
     </w:lvl>
   </w:abstractNum>
   <w:abstractNum w:abstractNumId="991">
-    <w:nsid w:val="0000A991"/>
+    <w:nsid w:val="A991"/>
     <w:multiLevelType w:val="multilevel"/>
     <w:lvl w:ilvl="0">
       <w:numFmt w:val="bullet"/>
-      <w:lvlText w:val=""/>
+      <w:lvlText w:val="•"/>
       <w:lvlJc w:val="left"/>
       <w:pPr>
-        <w:ind w:left="720" w:hanging="360"/>
-      </w:pPr>
-      <w:rPr>
-        <w:rFonts w:ascii="Symbol" w:hAnsi="Symbol" w:cs="Symbol" w:hint="default"/>
-      </w:rPr>
+        <w:ind w:left="720" w:hanging="480"/>
+      </w:pPr>
     </w:lvl>
     <w:lvl w:ilvl="1">
       <w:numFmt w:val="bullet"/>
-      <w:lvlText w:val="o"/>
+      <w:lvlText w:val="–"/>
       <w:lvlJc w:val="left"/>
       <w:pPr>
-        <w:ind w:left="1440" w:hanging="360"/>
-      </w:pPr>
-      <w:rPr>
-        <w:rFonts w:ascii="Courier New" w:hAnsi="Courier New" w:cs="Courier New" w:hint="default"/>
-      </w:rPr>
+        <w:ind w:left="1440" w:hanging="480"/>
+      </w:pPr>
     </w:lvl>
     <w:lvl w:ilvl="2">
       <w:numFmt w:val="bullet"/>
-      <w:lvlText w:val=""/>
+      <w:lvlText w:val="•"/>
       <w:lvlJc w:val="left"/>
       <w:pPr>
-        <w:ind w:left="2160" w:hanging="360"/>
-      </w:pPr>
-      <w:rPr>
-        <w:rFonts w:ascii="Wingdings" w:hAnsi="Wingdings" w:cs="Wingdings" w:hint="default"/>
-      </w:rPr>
+        <w:ind w:left="2160" w:hanging="480"/>
+      </w:pPr>
     </w:lvl>
     <w:lvl w:ilvl="3">
       <w:numFmt w:val="bullet"/>
-      <w:lvlText w:val=""/>
+      <w:lvlText w:val="–"/>
       <w:lvlJc w:val="left"/>
       <w:pPr>
-        <w:ind w:left="2880" w:hanging="360"/>
-      </w:pPr>
-      <w:rPr>
-        <w:rFonts w:ascii="Symbol" w:hAnsi="Symbol" w:cs="Symbol" w:hint="default"/>
-      </w:rPr>
+        <w:ind w:left="2880" w:hanging="480"/>
+      </w:pPr>
     </w:lvl>
     <w:lvl w:ilvl="4">
       <w:numFmt w:val="bullet"/>
-      <w:lvlText w:val="o"/>
+      <w:lvlText w:val="•"/>
       <w:lvlJc w:val="left"/>
       <w:pPr>
-        <w:ind w:left="3600" w:hanging="360"/>
-      </w:pPr>
-      <w:rPr>
-        <w:rFonts w:ascii="Courier New" w:hAnsi="Courier New" w:cs="Courier New" w:hint="default"/>
-      </w:rPr>
+        <w:ind w:left="3600" w:hanging="480"/>
+      </w:pPr>
     </w:lvl>
     <w:lvl w:ilvl="5">
       <w:numFmt w:val="bullet"/>
-      <w:lvlText w:val=""/>
+      <w:lvlText w:val="–"/>
       <w:lvlJc w:val="left"/>
       <w:pPr>
-        <w:ind w:left="4320" w:hanging="360"/>
-      </w:pPr>
-      <w:rPr>
-        <w:rFonts w:ascii="Wingdings" w:hAnsi="Wingdings" w:cs="Wingdings" w:hint="default"/>
-      </w:rPr>
+        <w:ind w:left="4320" w:hanging="480"/>
+      </w:pPr>
     </w:lvl>
     <w:lvl w:ilvl="6">
       <w:numFmt w:val="bullet"/>
-      <w:lvlText w:val=""/>
+      <w:lvlText w:val="•"/>
       <w:lvlJc w:val="left"/>
       <w:pPr>
-        <w:ind w:left="5040" w:hanging="360"/>
-      </w:pPr>
-      <w:rPr>
-        <w:rFonts w:ascii="Symbol" w:hAnsi="Symbol" w:cs="Symbol" w:hint="default"/>
-      </w:rPr>
+        <w:ind w:left="5040" w:hanging="480"/>
+      </w:pPr>
     </w:lvl>
     <w:lvl w:ilvl="7">
       <w:numFmt w:val="bullet"/>
-      <w:lvlText w:val="o"/>
+      <w:lvlText w:val="–"/>
       <w:lvlJc w:val="left"/>
       <w:pPr>
-        <w:ind w:left="5760" w:hanging="360"/>
-      </w:pPr>
-      <w:rPr>
-        <w:rFonts w:ascii="Courier New" w:hAnsi="Courier New" w:cs="Courier New" w:hint="default"/>
-      </w:rPr>
+        <w:ind w:left="5760" w:hanging="480"/>
+      </w:pPr>
     </w:lvl>
     <w:lvl w:ilvl="8">
       <w:numFmt w:val="bullet"/>
-      <w:lvlText w:val=""/>
+      <w:lvlText w:val="•"/>
       <w:lvlJc w:val="left"/>
       <w:pPr>
-        <w:ind w:left="6480" w:hanging="360"/>
-      </w:pPr>
-      <w:rPr>
-        <w:rFonts w:ascii="Wingdings" w:hAnsi="Wingdings" w:cs="Wingdings" w:hint="default"/>
-      </w:rPr>
+        <w:ind w:left="6480" w:hanging="480"/>
+      </w:pPr>
     </w:lvl>
   </w:abstractNum>
   <w:num w:numId="1000">
@@ -6069,10 +6332,10 @@
   <w:docDefaults>
     <w:rPrDefault>
       <w:rPr>
-        <w:rFonts w:asciiTheme="minorHAnsi" w:cstheme="minorBidi" w:eastAsiaTheme="minorEastAsia" w:hAnsiTheme="minorHAnsi"/>
+        <w:rFonts w:asciiTheme="minorHAnsi" w:cstheme="minorBidi" w:eastAsiaTheme="minorHAnsi" w:hAnsiTheme="minorHAnsi"/>
         <w:sz w:val="24"/>
         <w:szCs w:val="24"/>
-        <w:lang w:bidi="ar-SA" w:eastAsia="zh-CN" w:val="en-US"/>
+        <w:lang w:bidi="ar-SA" w:eastAsia="en-US" w:val="en-US"/>
       </w:rPr>
     </w:rPrDefault>
     <w:pPrDefault>
@@ -6090,10 +6353,10 @@
     <w:name w:val="Body Text"/>
     <w:basedOn w:val="Normal"/>
     <w:link w:val="BodyTextChar"/>
-    <w:qFormat/>
     <w:pPr>
       <w:spacing w:after="180" w:before="180"/>
     </w:pPr>
+    <w:qFormat/>
   </w:style>
   <w:style w:customStyle="1" w:styleId="FirstParagraph" w:type="paragraph">
     <w:name w:val="First Paragraph"/>
@@ -6113,94 +6376,57 @@
     <w:name w:val="Title"/>
     <w:basedOn w:val="Normal"/>
     <w:next w:val="BodyText"/>
-    <w:link w:val="TitleChar"/>
-    <w:uiPriority w:val="10"/>
     <w:qFormat/>
-    <w:rsid w:val="00A10FD9"/>
     <w:pPr>
-      <w:spacing w:after="80" w:line="240" w:lineRule="auto"/>
-      <w:contextualSpacing/>
+      <w:keepNext/>
+      <w:keepLines/>
+      <w:spacing w:after="240" w:before="480"/>
       <w:jc w:val="center"/>
     </w:pPr>
     <w:rPr>
       <w:rFonts w:asciiTheme="majorHAnsi" w:cstheme="majorBidi" w:eastAsiaTheme="majorEastAsia" w:hAnsiTheme="majorHAnsi"/>
-      <w:sz w:val="56"/>
-      <w:szCs w:val="56"/>
-    </w:rPr>
-  </w:style>
-  <w:style w:customStyle="1" w:styleId="TitleChar" w:type="character">
-    <w:name w:val="Title Char"/>
-    <w:basedOn w:val="DefaultParagraphFont"/>
-    <w:link w:val="Title"/>
-    <w:uiPriority w:val="10"/>
-    <w:rsid w:val="00A10FD9"/>
-    <w:rPr>
-      <w:rFonts w:asciiTheme="majorHAnsi" w:cstheme="majorBidi" w:eastAsiaTheme="majorEastAsia" w:hAnsiTheme="majorHAnsi"/>
-      <w:sz w:val="56"/>
-      <w:szCs w:val="56"/>
+      <w:b/>
+      <w:bCs/>
+      <w:color w:themeColor="accent1" w:themeShade="B5" w:val="345A8A"/>
+      <w:sz w:val="36"/>
+      <w:szCs w:val="36"/>
     </w:rPr>
   </w:style>
   <w:style w:styleId="Subtitle" w:type="paragraph">
     <w:name w:val="Subtitle"/>
     <w:basedOn w:val="Title"/>
     <w:next w:val="BodyText"/>
-    <w:link w:val="SubtitleChar"/>
-    <w:uiPriority w:val="11"/>
     <w:qFormat/>
-    <w:rsid w:val="00A10FD9"/>
     <w:pPr>
-      <w:numPr>
-        <w:ilvl w:val="1"/>
-      </w:numPr>
+      <w:keepNext/>
+      <w:keepLines/>
+      <w:spacing w:after="240" w:before="240"/>
+      <w:jc w:val="center"/>
     </w:pPr>
     <w:rPr>
-      <w:rFonts w:cstheme="majorBidi" w:eastAsiaTheme="majorEastAsia"/>
-      <w:spacing w:val="15"/>
-      <w:sz w:val="28"/>
-      <w:szCs w:val="28"/>
-    </w:rPr>
-  </w:style>
-  <w:style w:customStyle="1" w:styleId="SubtitleChar" w:type="character">
-    <w:name w:val="Subtitle Char"/>
-    <w:basedOn w:val="DefaultParagraphFont"/>
-    <w:link w:val="Subtitle"/>
-    <w:uiPriority w:val="11"/>
-    <w:rsid w:val="00A10FD9"/>
-    <w:rPr>
-      <w:rFonts w:cstheme="majorBidi" w:eastAsiaTheme="majorEastAsia"/>
-      <w:color w:themeColor="text1" w:themeTint="A6" w:val="595959"/>
-      <w:spacing w:val="15"/>
-      <w:sz w:val="28"/>
-      <w:szCs w:val="28"/>
+      <w:sz w:val="30"/>
+      <w:szCs w:val="30"/>
     </w:rPr>
   </w:style>
   <w:style w:customStyle="1" w:styleId="Author" w:type="paragraph">
     <w:name w:val="Author"/>
-    <w:basedOn w:val="Title"/>
     <w:next w:val="BodyText"/>
     <w:qFormat/>
     <w:pPr>
       <w:keepNext/>
       <w:keepLines/>
+      <w:jc w:val="center"/>
     </w:pPr>
-    <w:rPr>
-      <w:sz w:val="24"/>
-      <w:szCs w:val="24"/>
-    </w:rPr>
   </w:style>
   <w:style w:styleId="Date" w:type="paragraph">
     <w:name w:val="Date"/>
-    <w:basedOn w:val="Title"/>
     <w:next w:val="BodyText"/>
     <w:qFormat/>
     <w:pPr>
       <w:keepNext/>
       <w:keepLines/>
+      <w:jc w:val="center"/>
     </w:pPr>
-    <w:rPr>
-      <w:sz w:val="24"/>
-      <w:szCs w:val="24"/>
-    </w:rPr>
   </w:style>
   <w:style w:customStyle="1" w:styleId="AbstractTitle" w:type="paragraph">
     <w:name w:val="Abstract Title"/>
@@ -6210,13 +6436,15 @@
     <w:pPr>
       <w:keepNext/>
       <w:keepLines/>
+      <w:jc w:val="center"/>
       <w:spacing w:after="0" w:before="300"/>
-      <w:jc w:val="center"/>
     </w:pPr>
     <w:rPr>
-      <w:b/>
       <w:sz w:val="20"/>
       <w:szCs w:val="20"/>
+      <w:b/>
+      <w:color w:val="345A8A"/>
+      &gt;
     </w:rPr>
   </w:style>
   <w:style w:customStyle="1" w:styleId="Abstract" w:type="paragraph">
@@ -6243,321 +6471,191 @@
     <w:rPr/>
   </w:style>
   <w:style w:styleId="Heading1" w:type="paragraph">
-    <w:name w:val="heading 1"/>
+    <w:name w:val="Heading 1"/>
     <w:basedOn w:val="Normal"/>
     <w:next w:val="BodyText"/>
-    <w:link w:val="Heading1Char"/>
     <w:uiPriority w:val="9"/>
     <w:qFormat/>
-    <w:rsid w:val="00A10FD9"/>
     <w:pPr>
       <w:keepNext/>
       <w:keepLines/>
-      <w:spacing w:after="80" w:before="360"/>
+      <w:spacing w:after="0" w:before="480"/>
       <w:outlineLvl w:val="0"/>
     </w:pPr>
     <w:rPr>
       <w:rFonts w:asciiTheme="majorHAnsi" w:cstheme="majorBidi" w:eastAsiaTheme="majorEastAsia" w:hAnsiTheme="majorHAnsi"/>
-      <w:color w:themeColor="accent1" w:themeShade="BF" w:val="0F4761"/>
-      <w:sz w:val="40"/>
-      <w:szCs w:val="40"/>
+      <w:b/>
+      <w:bCs/>
+      <w:color w:themeColor="accent1" w:val="4F81BD"/>
+      <w:sz w:val="32"/>
+      <w:szCs w:val="32"/>
     </w:rPr>
   </w:style>
   <w:style w:styleId="Heading2" w:type="paragraph">
-    <w:name w:val="heading 2"/>
+    <w:name w:val="Heading 2"/>
     <w:basedOn w:val="Normal"/>
     <w:next w:val="BodyText"/>
-    <w:link w:val="Heading2Char"/>
     <w:uiPriority w:val="9"/>
-    <w:semiHidden/>
     <w:unhideWhenUsed/>
     <w:qFormat/>
-    <w:rsid w:val="00A10FD9"/>
     <w:pPr>
       <w:keepNext/>
       <w:keepLines/>
-      <w:spacing w:after="80" w:before="160"/>
+      <w:spacing w:after="0" w:before="200"/>
       <w:outlineLvl w:val="1"/>
     </w:pPr>
     <w:rPr>
       <w:rFonts w:asciiTheme="majorHAnsi" w:cstheme="majorBidi" w:eastAsiaTheme="majorEastAsia" w:hAnsiTheme="majorHAnsi"/>
-      <w:color w:themeColor="accent1" w:themeShade="BF" w:val="0F4761"/>
-      <w:sz w:val="32"/>
-      <w:szCs w:val="32"/>
-    </w:rPr>
-  </w:style>
-  <w:style w:styleId="Heading3" w:type="paragraph">
-    <w:name w:val="heading 3"/>
-    <w:basedOn w:val="Normal"/>
-    <w:next w:val="BodyText"/>
-    <w:link w:val="Heading3Char"/>
-    <w:uiPriority w:val="9"/>
-    <w:semiHidden/>
-    <w:unhideWhenUsed/>
-    <w:qFormat/>
-    <w:rsid w:val="00A10FD9"/>
-    <w:pPr>
-      <w:keepNext/>
-      <w:keepLines/>
-      <w:spacing w:after="80" w:before="160"/>
-      <w:outlineLvl w:val="2"/>
-    </w:pPr>
-    <w:rPr>
-      <w:rFonts w:cstheme="majorBidi" w:eastAsiaTheme="majorEastAsia"/>
-      <w:color w:themeColor="accent1" w:themeShade="BF" w:val="0F4761"/>
+      <w:b/>
+      <w:bCs/>
+      <w:color w:themeColor="accent1" w:val="4F81BD"/>
       <w:sz w:val="28"/>
       <w:szCs w:val="28"/>
     </w:rPr>
   </w:style>
-  <w:style w:styleId="Heading4" w:type="paragraph">
-    <w:name w:val="heading 4"/>
+  <w:style w:styleId="Heading3" w:type="paragraph">
+    <w:name w:val="Heading 3"/>
     <w:basedOn w:val="Normal"/>
     <w:next w:val="BodyText"/>
-    <w:link w:val="Heading4Char"/>
     <w:uiPriority w:val="9"/>
-    <w:semiHidden/>
     <w:unhideWhenUsed/>
     <w:qFormat/>
-    <w:rsid w:val="00A10FD9"/>
     <w:pPr>
       <w:keepNext/>
       <w:keepLines/>
-      <w:spacing w:after="40" w:before="80"/>
+      <w:spacing w:after="0" w:before="200"/>
+      <w:outlineLvl w:val="2"/>
+    </w:pPr>
+    <w:rPr>
+      <w:rFonts w:asciiTheme="majorHAnsi" w:cstheme="majorBidi" w:eastAsiaTheme="majorEastAsia" w:hAnsiTheme="majorHAnsi"/>
+      <w:b/>
+      <w:bCs/>
+      <w:color w:themeColor="accent1" w:val="4F81BD"/>
+      <w:sz w:val="24"/>
+      <w:szCs w:val="24"/>
+    </w:rPr>
+  </w:style>
+  <w:style w:styleId="Heading4" w:type="paragraph">
+    <w:name w:val="Heading 4"/>
+    <w:basedOn w:val="Normal"/>
+    <w:next w:val="BodyText"/>
+    <w:uiPriority w:val="9"/>
+    <w:unhideWhenUsed/>
+    <w:qFormat/>
+    <w:pPr>
+      <w:keepNext/>
+      <w:keepLines/>
+      <w:spacing w:after="0" w:before="200"/>
       <w:outlineLvl w:val="3"/>
     </w:pPr>
     <w:rPr>
-      <w:rFonts w:cstheme="majorBidi" w:eastAsiaTheme="majorEastAsia"/>
+      <w:rFonts w:asciiTheme="majorHAnsi" w:cstheme="majorBidi" w:eastAsiaTheme="majorEastAsia" w:hAnsiTheme="majorHAnsi"/>
       <w:i/>
-      <w:iCs/>
-      <w:color w:themeColor="accent1" w:themeShade="BF" w:val="0F4761"/>
+      <w:bCs/>
+      <w:color w:themeColor="accent1" w:val="4F81BD"/>
+      <w:sz w:val="24"/>
+      <w:szCs w:val="24"/>
     </w:rPr>
   </w:style>
   <w:style w:styleId="Heading5" w:type="paragraph">
-    <w:name w:val="heading 5"/>
+    <w:name w:val="Heading 5"/>
     <w:basedOn w:val="Normal"/>
     <w:next w:val="BodyText"/>
-    <w:link w:val="Heading5Char"/>
     <w:uiPriority w:val="9"/>
-    <w:semiHidden/>
     <w:unhideWhenUsed/>
     <w:qFormat/>
-    <w:rsid w:val="00A10FD9"/>
     <w:pPr>
       <w:keepNext/>
       <w:keepLines/>
-      <w:spacing w:after="40" w:before="80"/>
+      <w:spacing w:after="0" w:before="200"/>
       <w:outlineLvl w:val="4"/>
     </w:pPr>
     <w:rPr>
-      <w:rFonts w:cstheme="majorBidi" w:eastAsiaTheme="majorEastAsia"/>
-      <w:color w:themeColor="accent1" w:themeShade="BF" w:val="0F4761"/>
+      <w:rFonts w:asciiTheme="majorHAnsi" w:cstheme="majorBidi" w:eastAsiaTheme="majorEastAsia" w:hAnsiTheme="majorHAnsi"/>
+      <w:iCs/>
+      <w:color w:themeColor="accent1" w:val="4F81BD"/>
+      <w:sz w:val="24"/>
+      <w:szCs w:val="24"/>
     </w:rPr>
   </w:style>
   <w:style w:styleId="Heading6" w:type="paragraph">
-    <w:name w:val="heading 6"/>
+    <w:name w:val="Heading 6"/>
     <w:basedOn w:val="Normal"/>
     <w:next w:val="BodyText"/>
-    <w:link w:val="Heading6Char"/>
     <w:uiPriority w:val="9"/>
-    <w:semiHidden/>
     <w:unhideWhenUsed/>
     <w:qFormat/>
-    <w:rsid w:val="00A10FD9"/>
     <w:pPr>
       <w:keepNext/>
       <w:keepLines/>
-      <w:spacing w:after="0" w:before="40"/>
+      <w:spacing w:after="0" w:before="200"/>
       <w:outlineLvl w:val="5"/>
     </w:pPr>
     <w:rPr>
-      <w:rFonts w:cstheme="majorBidi" w:eastAsiaTheme="majorEastAsia"/>
-      <w:i/>
-      <w:iCs/>
-      <w:color w:themeColor="text1" w:themeTint="A6" w:val="595959"/>
+      <w:rFonts w:asciiTheme="majorHAnsi" w:cstheme="majorBidi" w:eastAsiaTheme="majorEastAsia" w:hAnsiTheme="majorHAnsi"/>
+      <w:color w:themeColor="accent1" w:val="4F81BD"/>
+      <w:sz w:val="24"/>
+      <w:szCs w:val="24"/>
     </w:rPr>
   </w:style>
   <w:style w:styleId="Heading7" w:type="paragraph">
-    <w:name w:val="heading 7"/>
+    <w:name w:val="Heading 7"/>
     <w:basedOn w:val="Normal"/>
     <w:next w:val="BodyText"/>
-    <w:link w:val="Heading7Char"/>
     <w:uiPriority w:val="9"/>
-    <w:semiHidden/>
     <w:unhideWhenUsed/>
     <w:qFormat/>
-    <w:rsid w:val="00A10FD9"/>
     <w:pPr>
       <w:keepNext/>
       <w:keepLines/>
-      <w:spacing w:after="0" w:before="40"/>
+      <w:spacing w:after="0" w:before="200"/>
       <w:outlineLvl w:val="6"/>
     </w:pPr>
     <w:rPr>
-      <w:rFonts w:cstheme="majorBidi" w:eastAsiaTheme="majorEastAsia"/>
-      <w:color w:themeColor="text1" w:themeTint="A6" w:val="595959"/>
+      <w:rFonts w:asciiTheme="majorHAnsi" w:cstheme="majorBidi" w:eastAsiaTheme="majorEastAsia" w:hAnsiTheme="majorHAnsi"/>
+      <w:color w:themeColor="accent1" w:val="4F81BD"/>
+      <w:sz w:val="24"/>
+      <w:szCs w:val="24"/>
     </w:rPr>
   </w:style>
   <w:style w:styleId="Heading8" w:type="paragraph">
-    <w:name w:val="heading 8"/>
+    <w:name w:val="Heading 8"/>
     <w:basedOn w:val="Normal"/>
     <w:next w:val="BodyText"/>
-    <w:link w:val="Heading8Char"/>
     <w:uiPriority w:val="9"/>
-    <w:semiHidden/>
     <w:unhideWhenUsed/>
     <w:qFormat/>
-    <w:rsid w:val="00A10FD9"/>
     <w:pPr>
       <w:keepNext/>
       <w:keepLines/>
-      <w:spacing w:after="0"/>
+      <w:spacing w:after="0" w:before="200"/>
       <w:outlineLvl w:val="7"/>
     </w:pPr>
     <w:rPr>
-      <w:rFonts w:cstheme="majorBidi" w:eastAsiaTheme="majorEastAsia"/>
-      <w:i/>
-      <w:iCs/>
-      <w:color w:themeColor="text1" w:themeTint="D8" w:val="272727"/>
+      <w:rFonts w:asciiTheme="majorHAnsi" w:cstheme="majorBidi" w:eastAsiaTheme="majorEastAsia" w:hAnsiTheme="majorHAnsi"/>
+      <w:color w:themeColor="accent1" w:val="4F81BD"/>
+      <w:sz w:val="24"/>
+      <w:szCs w:val="24"/>
     </w:rPr>
   </w:style>
   <w:style w:styleId="Heading9" w:type="paragraph">
-    <w:name w:val="heading 9"/>
+    <w:name w:val="Heading 9"/>
     <w:basedOn w:val="Normal"/>
     <w:next w:val="BodyText"/>
-    <w:link w:val="Heading9Char"/>
     <w:uiPriority w:val="9"/>
-    <w:semiHidden/>
     <w:unhideWhenUsed/>
     <w:qFormat/>
-    <w:rsid w:val="00A10FD9"/>
     <w:pPr>
       <w:keepNext/>
       <w:keepLines/>
-      <w:spacing w:after="0"/>
+      <w:spacing w:after="0" w:before="200"/>
       <w:outlineLvl w:val="8"/>
     </w:pPr>
     <w:rPr>
-      <w:rFonts w:cstheme="majorBidi" w:eastAsiaTheme="majorEastAsia"/>
-      <w:color w:themeColor="text1" w:themeTint="D8" w:val="272727"/>
-    </w:rPr>
-  </w:style>
-  <w:style w:customStyle="1" w:styleId="Heading1Char" w:type="character">
-    <w:name w:val="Heading 1 Char"/>
-    <w:basedOn w:val="DefaultParagraphFont"/>
-    <w:link w:val="Heading1"/>
-    <w:uiPriority w:val="9"/>
-    <w:rsid w:val="00A10FD9"/>
-    <w:rPr>
       <w:rFonts w:asciiTheme="majorHAnsi" w:cstheme="majorBidi" w:eastAsiaTheme="majorEastAsia" w:hAnsiTheme="majorHAnsi"/>
-      <w:color w:themeColor="accent1" w:themeShade="BF" w:val="0F4761"/>
-      <w:sz w:val="40"/>
-      <w:szCs w:val="40"/>
-    </w:rPr>
-  </w:style>
-  <w:style w:customStyle="1" w:styleId="Heading2Char" w:type="character">
-    <w:name w:val="Heading 2 Char"/>
-    <w:basedOn w:val="DefaultParagraphFont"/>
-    <w:link w:val="Heading2"/>
-    <w:uiPriority w:val="9"/>
-    <w:semiHidden/>
-    <w:rsid w:val="00A10FD9"/>
-    <w:rPr>
-      <w:rFonts w:asciiTheme="majorHAnsi" w:cstheme="majorBidi" w:eastAsiaTheme="majorEastAsia" w:hAnsiTheme="majorHAnsi"/>
-      <w:color w:themeColor="accent1" w:themeShade="BF" w:val="0F4761"/>
-      <w:sz w:val="32"/>
-      <w:szCs w:val="32"/>
-    </w:rPr>
-  </w:style>
-  <w:style w:customStyle="1" w:styleId="Heading3Char" w:type="character">
-    <w:name w:val="Heading 3 Char"/>
-    <w:basedOn w:val="DefaultParagraphFont"/>
-    <w:link w:val="Heading3"/>
-    <w:uiPriority w:val="9"/>
-    <w:semiHidden/>
-    <w:rsid w:val="00A10FD9"/>
-    <w:rPr>
-      <w:rFonts w:cstheme="majorBidi" w:eastAsiaTheme="majorEastAsia"/>
-      <w:color w:themeColor="accent1" w:themeShade="BF" w:val="0F4761"/>
-      <w:sz w:val="28"/>
-      <w:szCs w:val="28"/>
-    </w:rPr>
-  </w:style>
-  <w:style w:customStyle="1" w:styleId="Heading4Char" w:type="character">
-    <w:name w:val="Heading 4 Char"/>
-    <w:basedOn w:val="DefaultParagraphFont"/>
-    <w:link w:val="Heading4"/>
-    <w:uiPriority w:val="9"/>
-    <w:semiHidden/>
-    <w:rsid w:val="00A10FD9"/>
-    <w:rPr>
-      <w:rFonts w:cstheme="majorBidi" w:eastAsiaTheme="majorEastAsia"/>
-      <w:i/>
-      <w:iCs/>
-      <w:color w:themeColor="accent1" w:themeShade="BF" w:val="0F4761"/>
-    </w:rPr>
-  </w:style>
-  <w:style w:customStyle="1" w:styleId="Heading5Char" w:type="character">
-    <w:name w:val="Heading 5 Char"/>
-    <w:basedOn w:val="DefaultParagraphFont"/>
-    <w:link w:val="Heading5"/>
-    <w:uiPriority w:val="9"/>
-    <w:semiHidden/>
-    <w:rsid w:val="00A10FD9"/>
-    <w:rPr>
-      <w:rFonts w:cstheme="majorBidi" w:eastAsiaTheme="majorEastAsia"/>
-      <w:color w:themeColor="accent1" w:themeShade="BF" w:val="0F4761"/>
-    </w:rPr>
-  </w:style>
-  <w:style w:customStyle="1" w:styleId="Heading6Char" w:type="character">
-    <w:name w:val="Heading 6 Char"/>
-    <w:basedOn w:val="DefaultParagraphFont"/>
-    <w:link w:val="Heading6"/>
-    <w:uiPriority w:val="9"/>
-    <w:semiHidden/>
-    <w:rsid w:val="00A10FD9"/>
-    <w:rPr>
-      <w:rFonts w:cstheme="majorBidi" w:eastAsiaTheme="majorEastAsia"/>
-      <w:i/>
-      <w:iCs/>
-      <w:color w:themeColor="text1" w:themeTint="A6" w:val="595959"/>
-    </w:rPr>
-  </w:style>
-  <w:style w:customStyle="1" w:styleId="Heading7Char" w:type="character">
-    <w:name w:val="Heading 7 Char"/>
-    <w:basedOn w:val="DefaultParagraphFont"/>
-    <w:link w:val="Heading7"/>
-    <w:uiPriority w:val="9"/>
-    <w:semiHidden/>
-    <w:rsid w:val="00A10FD9"/>
-    <w:rPr>
-      <w:rFonts w:cstheme="majorBidi" w:eastAsiaTheme="majorEastAsia"/>
-      <w:color w:themeColor="text1" w:themeTint="A6" w:val="595959"/>
-    </w:rPr>
-  </w:style>
-  <w:style w:customStyle="1" w:styleId="Heading8Char" w:type="character">
-    <w:name w:val="Heading 8 Char"/>
-    <w:basedOn w:val="DefaultParagraphFont"/>
-    <w:link w:val="Heading8"/>
-    <w:uiPriority w:val="9"/>
-    <w:semiHidden/>
-    <w:rsid w:val="00A10FD9"/>
-    <w:rPr>
-      <w:rFonts w:cstheme="majorBidi" w:eastAsiaTheme="majorEastAsia"/>
-      <w:i/>
-      <w:iCs/>
-      <w:color w:themeColor="text1" w:themeTint="D8" w:val="272727"/>
-    </w:rPr>
-  </w:style>
-  <w:style w:customStyle="1" w:styleId="Heading9Char" w:type="character">
-    <w:name w:val="Heading 9 Char"/>
-    <w:basedOn w:val="DefaultParagraphFont"/>
-    <w:link w:val="Heading9"/>
-    <w:uiPriority w:val="9"/>
-    <w:semiHidden/>
-    <w:rsid w:val="00A10FD9"/>
-    <w:rPr>
-      <w:rFonts w:cstheme="majorBidi" w:eastAsiaTheme="majorEastAsia"/>
-      <w:color w:themeColor="text1" w:themeTint="D8" w:val="272727"/>
+      <w:color w:themeColor="accent1" w:val="4F81BD"/>
+      <w:sz w:val="24"/>
+      <w:szCs w:val="24"/>
     </w:rPr>
   </w:style>
   <w:style w:styleId="BlockText" w:type="paragraph">
@@ -6580,18 +6678,6 @@
     <w:unhideWhenUsed/>
     <w:qFormat/>
   </w:style>
-  <w:style w:styleId="FootnoteBlockText" w:type="paragraph">
-    <w:name w:val="Footnote Block Text"/>
-    <w:basedOn w:val="FootnoteText"/>
-    <w:next w:val="FootnoteText"/>
-    <w:uiPriority w:val="9"/>
-    <w:unhideWhenUsed/>
-    <w:qFormat/>
-    <w:pPr>
-      <w:spacing w:after="100" w:before="100"/>
-      <w:ind w:firstLine="0" w:left="480" w:right="480"/>
-    </w:pPr>
-  </w:style>
   <w:style w:default="1" w:styleId="DefaultParagraphFont" w:type="character">
     <w:name w:val="Default Paragraph Font"/>
     <w:semiHidden/>
@@ -6613,11 +6699,18 @@
       </w:tblCellMar>
     </w:tblPr>
     <w:tblStylePr w:type="firstRow">
+      <w:tblPr>
+        <w:jc w:val="left"/>
+        <w:tblInd w:type="dxa" w:w="0"/>
+      </w:tblPr>
+      <w:trPr>
+        <w:jc w:val="left"/>
+      </w:trPr>
       <w:tcPr>
+        <w:vAlign w:val="bottom"/>
         <w:tcBorders>
           <w:bottom w:val="single"/>
         </w:tcBorders>
-        <w:vAlign w:val="bottom"/>
       </w:tcPr>
     </w:tblStylePr>
   </w:style>
@@ -6732,8 +6825,8 @@
     <w:name w:val="KeywordTok"/>
     <w:basedOn w:val="VerbatimChar"/>
     <w:rPr>
+      <w:color w:val="007020"/>
       <w:b/>
-      <w:color w:val="007020"/>
     </w:rPr>
   </w:style>
   <w:style w:type="character" w:customStyle="1" w:styleId="DataTypeTok">
@@ -6810,42 +6903,42 @@
     <w:name w:val="ImportTok"/>
     <w:basedOn w:val="VerbatimChar"/>
     <w:rPr>
+      <w:color w:val="008000"/>
       <w:b/>
-      <w:color w:val="008000"/>
     </w:rPr>
   </w:style>
   <w:style w:type="character" w:customStyle="1" w:styleId="CommentTok">
     <w:name w:val="CommentTok"/>
     <w:basedOn w:val="VerbatimChar"/>
     <w:rPr>
+      <w:color w:val="60a0b0"/>
       <w:i/>
-      <w:color w:val="60a0b0"/>
     </w:rPr>
   </w:style>
   <w:style w:type="character" w:customStyle="1" w:styleId="DocumentationTok">
     <w:name w:val="DocumentationTok"/>
     <w:basedOn w:val="VerbatimChar"/>
     <w:rPr>
+      <w:color w:val="ba2121"/>
       <w:i/>
-      <w:color w:val="ba2121"/>
     </w:rPr>
   </w:style>
   <w:style w:type="character" w:customStyle="1" w:styleId="AnnotationTok">
     <w:name w:val="AnnotationTok"/>
     <w:basedOn w:val="VerbatimChar"/>
     <w:rPr>
+      <w:color w:val="60a0b0"/>
       <w:b/>
       <w:i/>
-      <w:color w:val="60a0b0"/>
     </w:rPr>
   </w:style>
   <w:style w:type="character" w:customStyle="1" w:styleId="CommentVarTok">
     <w:name w:val="CommentVarTok"/>
     <w:basedOn w:val="VerbatimChar"/>
     <w:rPr>
+      <w:color w:val="60a0b0"/>
       <w:b/>
       <w:i/>
-      <w:color w:val="60a0b0"/>
     </w:rPr>
   </w:style>
   <w:style w:type="character" w:customStyle="1" w:styleId="OtherTok">
@@ -6873,8 +6966,8 @@
     <w:name w:val="ControlFlowTok"/>
     <w:basedOn w:val="VerbatimChar"/>
     <w:rPr>
+      <w:color w:val="007020"/>
       <w:b/>
-      <w:color w:val="007020"/>
     </w:rPr>
   </w:style>
   <w:style w:type="character" w:customStyle="1" w:styleId="OperatorTok">
@@ -6919,34 +7012,34 @@
     <w:name w:val="InformationTok"/>
     <w:basedOn w:val="VerbatimChar"/>
     <w:rPr>
+      <w:color w:val="60a0b0"/>
       <w:b/>
       <w:i/>
-      <w:color w:val="60a0b0"/>
     </w:rPr>
   </w:style>
   <w:style w:type="character" w:customStyle="1" w:styleId="WarningTok">
     <w:name w:val="WarningTok"/>
     <w:basedOn w:val="VerbatimChar"/>
     <w:rPr>
+      <w:color w:val="60a0b0"/>
       <w:b/>
       <w:i/>
-      <w:color w:val="60a0b0"/>
     </w:rPr>
   </w:style>
   <w:style w:type="character" w:customStyle="1" w:styleId="AlertTok">
     <w:name w:val="AlertTok"/>
     <w:basedOn w:val="VerbatimChar"/>
     <w:rPr>
+      <w:color w:val="ff0000"/>
       <w:b/>
-      <w:color w:val="ff0000"/>
     </w:rPr>
   </w:style>
   <w:style w:type="character" w:customStyle="1" w:styleId="ErrorTok">
     <w:name w:val="ErrorTok"/>
     <w:basedOn w:val="VerbatimChar"/>
     <w:rPr>
+      <w:color w:val="ff0000"/>
       <w:b/>
-      <w:color w:val="ff0000"/>
     </w:rPr>
   </w:style>
   <w:style w:type="character" w:customStyle="1" w:styleId="NormalTok">
@@ -6968,44 +7061,44 @@
         <a:sysClr val="window" lastClr="FFFFFF"/>
       </a:lt1>
       <a:dk2>
-        <a:srgbClr val="0E2841"/>
+        <a:srgbClr val="1F497D"/>
       </a:dk2>
       <a:lt2>
-        <a:srgbClr val="E8E8E8"/>
+        <a:srgbClr val="EEECE1"/>
       </a:lt2>
       <a:accent1>
-        <a:srgbClr val="156082"/>
+        <a:srgbClr val="4F81BD"/>
       </a:accent1>
       <a:accent2>
-        <a:srgbClr val="E97132"/>
+        <a:srgbClr val="C0504D"/>
       </a:accent2>
       <a:accent3>
-        <a:srgbClr val="196B24"/>
+        <a:srgbClr val="9BBB59"/>
       </a:accent3>
       <a:accent4>
-        <a:srgbClr val="0F9ED5"/>
+        <a:srgbClr val="8064A2"/>
       </a:accent4>
       <a:accent5>
-        <a:srgbClr val="A02B93"/>
+        <a:srgbClr val="4BACC6"/>
       </a:accent5>
       <a:accent6>
-        <a:srgbClr val="4EA72E"/>
+        <a:srgbClr val="F79646"/>
       </a:accent6>
       <a:hlink>
-        <a:srgbClr val="467886"/>
+        <a:srgbClr val="0000FF"/>
       </a:hlink>
       <a:folHlink>
-        <a:srgbClr val="96607D"/>
+        <a:srgbClr val="800080"/>
       </a:folHlink>
     </a:clrScheme>
     <a:fontScheme name="Office">
       <a:majorFont>
-        <a:latin typeface="Aptos Display" panose="02110004020202020204"/>
+        <a:latin typeface="Calibri"/>
         <a:ea typeface=""/>
         <a:cs typeface=""/>
-        <a:font script="Jpan" typeface="游ゴシック Light"/>
+        <a:font script="Jpan" typeface="ＭＳ ゴシック"/>
         <a:font script="Hang" typeface="맑은 고딕"/>
-        <a:font script="Hans" typeface="等线 Light"/>
+        <a:font script="Hans" typeface="宋体"/>
         <a:font script="Hant" typeface="新細明體"/>
         <a:font script="Arab" typeface="Times New Roman"/>
         <a:font script="Hebr" typeface="Times New Roman"/>
@@ -7032,32 +7125,14 @@
         <a:font script="Mong" typeface="Mongolian Baiti"/>
         <a:font script="Viet" typeface="Times New Roman"/>
         <a:font script="Uigh" typeface="Microsoft Uighur"/>
-        <a:font script="Geor" typeface="Sylfaen"/>
-        <a:font script="Armn" typeface="Arial"/>
-        <a:font script="Bugi" typeface="Leelawadee UI"/>
-        <a:font script="Bopo" typeface="Microsoft JhengHei"/>
-        <a:font script="Java" typeface="Javanese Text"/>
-        <a:font script="Lisu" typeface="Segoe UI"/>
-        <a:font script="Mymr" typeface="Myanmar Text"/>
-        <a:font script="Nkoo" typeface="Ebrima"/>
-        <a:font script="Olck" typeface="Nirmala UI"/>
-        <a:font script="Osma" typeface="Ebrima"/>
-        <a:font script="Phag" typeface="Phagspa"/>
-        <a:font script="Syrn" typeface="Estrangelo Edessa"/>
-        <a:font script="Syrj" typeface="Estrangelo Edessa"/>
-        <a:font script="Syre" typeface="Estrangelo Edessa"/>
-        <a:font script="Sora" typeface="Nirmala UI"/>
-        <a:font script="Tale" typeface="Microsoft Tai Le"/>
-        <a:font script="Talu" typeface="Microsoft New Tai Lue"/>
-        <a:font script="Tfng" typeface="Ebrima"/>
       </a:majorFont>
       <a:minorFont>
-        <a:latin typeface="Aptos" panose="02110004020202020204"/>
+        <a:latin typeface="Cambria"/>
         <a:ea typeface=""/>
         <a:cs typeface=""/>
-        <a:font script="Jpan" typeface="游明朝"/>
+        <a:font script="Jpan" typeface="ＭＳ 明朝"/>
         <a:font script="Hang" typeface="맑은 고딕"/>
-        <a:font script="Hans" typeface="等线"/>
+        <a:font script="Hans" typeface="宋体"/>
         <a:font script="Hant" typeface="新細明體"/>
         <a:font script="Arab" typeface="Arial"/>
         <a:font script="Hebr" typeface="Arial"/>
@@ -7084,24 +7159,6 @@
         <a:font script="Mong" typeface="Mongolian Baiti"/>
         <a:font script="Viet" typeface="Arial"/>
         <a:font script="Uigh" typeface="Microsoft Uighur"/>
-        <a:font script="Geor" typeface="Sylfaen"/>
-        <a:font script="Armn" typeface="Arial"/>
-        <a:font script="Bugi" typeface="Leelawadee UI"/>
-        <a:font script="Bopo" typeface="Microsoft JhengHei"/>
-        <a:font script="Java" typeface="Javanese Text"/>
-        <a:font script="Lisu" typeface="Segoe UI"/>
-        <a:font script="Mymr" typeface="Myanmar Text"/>
-        <a:font script="Nkoo" typeface="Ebrima"/>
-        <a:font script="Olck" typeface="Nirmala UI"/>
-        <a:font script="Osma" typeface="Ebrima"/>
-        <a:font script="Phag" typeface="Phagspa"/>
-        <a:font script="Syrn" typeface="Estrangelo Edessa"/>
-        <a:font script="Syrj" typeface="Estrangelo Edessa"/>
-        <a:font script="Syre" typeface="Estrangelo Edessa"/>
-        <a:font script="Sora" typeface="Nirmala UI"/>
-        <a:font script="Tale" typeface="Microsoft Tai Le"/>
-        <a:font script="Talu" typeface="Microsoft New Tai Lue"/>
-        <a:font script="Tfng" typeface="Ebrima"/>
       </a:minorFont>
     </a:fontScheme>
     <a:fmtScheme name="Office">
@@ -7113,141 +7170,200 @@
           <a:gsLst>
             <a:gs pos="0">
               <a:schemeClr val="phClr">
-                <a:lumMod val="110000"/>
-                <a:satMod val="105000"/>
-                <a:tint val="67000"/>
+                <a:tint val="50000"/>
+                <a:satMod val="300000"/>
               </a:schemeClr>
             </a:gs>
-            <a:gs pos="50000">
+            <a:gs pos="35000">
               <a:schemeClr val="phClr">
-                <a:lumMod val="105000"/>
-                <a:satMod val="103000"/>
-                <a:tint val="73000"/>
+                <a:tint val="37000"/>
+                <a:satMod val="300000"/>
               </a:schemeClr>
             </a:gs>
             <a:gs pos="100000">
               <a:schemeClr val="phClr">
-                <a:lumMod val="105000"/>
-                <a:satMod val="109000"/>
-                <a:tint val="81000"/>
+                <a:tint val="15000"/>
+                <a:satMod val="350000"/>
               </a:schemeClr>
             </a:gs>
           </a:gsLst>
-          <a:lin ang="5400000" scaled="0"/>
+          <a:lin ang="16200000" scaled="1"/>
         </a:gradFill>
         <a:gradFill rotWithShape="1">
           <a:gsLst>
             <a:gs pos="0">
               <a:schemeClr val="phClr">
-                <a:satMod val="103000"/>
-                <a:lumMod val="102000"/>
-                <a:tint val="94000"/>
-              </a:schemeClr>
-            </a:gs>
-            <a:gs pos="50000">
-              <a:schemeClr val="phClr">
-                <a:satMod val="110000"/>
-                <a:lumMod val="100000"/>
+                <a:tint val="100000"/>
                 <a:shade val="100000"/>
+                <a:satMod val="130000"/>
               </a:schemeClr>
             </a:gs>
             <a:gs pos="100000">
               <a:schemeClr val="phClr">
-                <a:lumMod val="99000"/>
-                <a:satMod val="120000"/>
-                <a:shade val="78000"/>
+                <a:tint val="50000"/>
+                <a:shade val="100000"/>
+                <a:satMod val="350000"/>
               </a:schemeClr>
             </a:gs>
           </a:gsLst>
-          <a:lin ang="5400000" scaled="0"/>
+          <a:lin ang="16200000" scaled="0"/>
         </a:gradFill>
       </a:fillStyleLst>
       <a:lnStyleLst>
-        <a:ln w="6350" cap="flat" cmpd="sng" algn="ctr">
+        <a:ln w="9525" cap="flat" cmpd="sng" algn="ctr">
+          <a:solidFill>
+            <a:schemeClr val="phClr">
+              <a:shade val="95000"/>
+              <a:satMod val="105000"/>
+            </a:schemeClr>
+          </a:solidFill>
+          <a:prstDash val="solid"/>
+        </a:ln>
+        <a:ln w="25400" cap="flat" cmpd="sng" algn="ctr">
           <a:solidFill>
             <a:schemeClr val="phClr"/>
           </a:solidFill>
           <a:prstDash val="solid"/>
-          <a:miter lim="800000"/>
         </a:ln>
-        <a:ln w="12700" cap="flat" cmpd="sng" algn="ctr">
+        <a:ln w="38100" cap="flat" cmpd="sng" algn="ctr">
           <a:solidFill>
             <a:schemeClr val="phClr"/>
           </a:solidFill>
           <a:prstDash val="solid"/>
-          <a:miter lim="800000"/>
-        </a:ln>
-        <a:ln w="19050" cap="flat" cmpd="sng" algn="ctr">
-          <a:solidFill>
-            <a:schemeClr val="phClr"/>
-          </a:solidFill>
-          <a:prstDash val="solid"/>
-          <a:miter lim="800000"/>
         </a:ln>
       </a:lnStyleLst>
       <a:effectStyleLst>
         <a:effectStyle>
-          <a:effectLst/>
-        </a:effectStyle>
-        <a:effectStyle>
-          <a:effectLst/>
+          <a:effectLst>
+            <a:outerShdw blurRad="40000" dist="20000" dir="5400000" rotWithShape="0">
+              <a:srgbClr val="000000">
+                <a:alpha val="38000"/>
+              </a:srgbClr>
+            </a:outerShdw>
+          </a:effectLst>
         </a:effectStyle>
         <a:effectStyle>
           <a:effectLst>
-            <a:outerShdw blurRad="57150" dist="19050" dir="5400000" algn="ctr" rotWithShape="0">
+            <a:outerShdw blurRad="40000" dist="23000" dir="5400000" rotWithShape="0">
               <a:srgbClr val="000000">
-                <a:alpha val="63000"/>
+                <a:alpha val="35000"/>
               </a:srgbClr>
             </a:outerShdw>
           </a:effectLst>
+        </a:effectStyle>
+        <a:effectStyle>
+          <a:effectLst>
+            <a:outerShdw blurRad="40000" dist="23000" dir="5400000" rotWithShape="0">
+              <a:srgbClr val="000000">
+                <a:alpha val="35000"/>
+              </a:srgbClr>
+            </a:outerShdw>
+          </a:effectLst>
+          <a:scene3d>
+            <a:camera prst="orthographicFront">
+              <a:rot lat="0" lon="0" rev="0"/>
+            </a:camera>
+            <a:lightRig rig="threePt" dir="t">
+              <a:rot lat="0" lon="0" rev="1200000"/>
+            </a:lightRig>
+          </a:scene3d>
+          <a:sp3d>
+            <a:bevelT w="63500" h="25400"/>
+          </a:sp3d>
         </a:effectStyle>
       </a:effectStyleLst>
       <a:bgFillStyleLst>
         <a:solidFill>
           <a:schemeClr val="phClr"/>
         </a:solidFill>
-        <a:solidFill>
-          <a:schemeClr val="phClr">
-            <a:tint val="95000"/>
-            <a:satMod val="170000"/>
-          </a:schemeClr>
-        </a:solidFill>
         <a:gradFill rotWithShape="1">
           <a:gsLst>
             <a:gs pos="0">
               <a:schemeClr val="phClr">
-                <a:tint val="93000"/>
-                <a:satMod val="150000"/>
-                <a:shade val="98000"/>
-                <a:lumMod val="102000"/>
+                <a:tint val="40000"/>
+                <a:satMod val="350000"/>
               </a:schemeClr>
             </a:gs>
-            <a:gs pos="50000">
+            <a:gs pos="40000">
               <a:schemeClr val="phClr">
-                <a:tint val="98000"/>
-                <a:satMod val="130000"/>
-                <a:shade val="90000"/>
-                <a:lumMod val="103000"/>
+                <a:tint val="45000"/>
+                <a:shade val="99000"/>
+                <a:satMod val="350000"/>
               </a:schemeClr>
             </a:gs>
             <a:gs pos="100000">
               <a:schemeClr val="phClr">
-                <a:shade val="63000"/>
-                <a:satMod val="120000"/>
+                <a:shade val="20000"/>
+                <a:satMod val="255000"/>
               </a:schemeClr>
             </a:gs>
           </a:gsLst>
-          <a:lin ang="5400000" scaled="0"/>
+          <a:path path="circle">
+            <a:fillToRect l="50000" t="-80000" r="50000" b="180000"/>
+          </a:path>
+        </a:gradFill>
+        <a:gradFill rotWithShape="1">
+          <a:gsLst>
+            <a:gs pos="0">
+              <a:schemeClr val="phClr">
+                <a:tint val="80000"/>
+                <a:satMod val="300000"/>
+              </a:schemeClr>
+            </a:gs>
+            <a:gs pos="100000">
+              <a:schemeClr val="phClr">
+                <a:shade val="30000"/>
+                <a:satMod val="200000"/>
+              </a:schemeClr>
+            </a:gs>
+          </a:gsLst>
+          <a:path path="circle">
+            <a:fillToRect l="50000" t="50000" r="50000" b="50000"/>
+          </a:path>
         </a:gradFill>
       </a:bgFillStyleLst>
     </a:fmtScheme>
   </a:themeElements>
-  <a:objectDefaults/>
+  <a:objectDefaults>
+    <a:spDef>
+      <a:spPr/>
+      <a:bodyPr/>
+      <a:lstStyle/>
+      <a:style>
+        <a:lnRef idx="1">
+          <a:schemeClr val="accent1"/>
+        </a:lnRef>
+        <a:fillRef idx="3">
+          <a:schemeClr val="accent1"/>
+        </a:fillRef>
+        <a:effectRef idx="2">
+          <a:schemeClr val="accent1"/>
+        </a:effectRef>
+        <a:fontRef idx="minor">
+          <a:schemeClr val="lt1"/>
+        </a:fontRef>
+      </a:style>
+    </a:spDef>
+    <a:lnDef>
+      <a:spPr/>
+      <a:bodyPr/>
+      <a:lstStyle/>
+      <a:style>
+        <a:lnRef idx="2">
+          <a:schemeClr val="accent1"/>
+        </a:lnRef>
+        <a:fillRef idx="0">
+          <a:schemeClr val="accent1"/>
+        </a:fillRef>
+        <a:effectRef idx="1">
+          <a:schemeClr val="accent1"/>
+        </a:effectRef>
+        <a:fontRef idx="minor">
+          <a:schemeClr val="tx1"/>
+        </a:fontRef>
+      </a:style>
+    </a:lnDef>
+  </a:objectDefaults>
   <a:extraClrSchemeLst/>
-  <a:extLst>
-    <a:ext uri="{05A4C25C-085E-4340-85A3-A5531E510DB2}">
-      <thm15:themeFamily xmlns:thm15="http://schemas.microsoft.com/office/thememl/2012/main" name="Office Theme" id="{2E142A2C-CD16-42D6-873A-C26D2A0506FA}" vid="{1BDDFF52-6CD6-40A5-AB3C-68EB2F1E4D0A}"/>
-    </a:ext>
-  </a:extLst>
 </a:theme>
 </file>